--- a/visa_appendices/docx/I_online_safety_act_compliance.docx
+++ b/visa_appendices/docx/I_online_safety_act_compliance.docx
@@ -2,7 +2,15 @@
 <file path=word/document.xml><?xml version="1.0" encoding="utf-8"?>
 <w:document xmlns:w="http://schemas.openxmlformats.org/wordprocessingml/2006/main" xmlns:m="http://schemas.openxmlformats.org/officeDocument/2006/math" xmlns:r="http://schemas.openxmlformats.org/officeDocument/2006/relationships" xmlns:o="urn:schemas-microsoft-com:office:office" xmlns:v="urn:schemas-microsoft-com:vml" xmlns:w10="urn:schemas-microsoft-com:office:word" xmlns:a="http://schemas.openxmlformats.org/drawingml/2006/main" xmlns:pic="http://schemas.openxmlformats.org/drawingml/2006/picture" xmlns:wp="http://schemas.openxmlformats.org/drawingml/2006/wordprocessingDrawing">
   <w:body>
-    <w:bookmarkStart w:id="30" w:name="X33d7e32013d8cc9fc4cc91faa84071cea3bbd17"/>
+    <w:p>
+      <w:pPr>
+        <w:pStyle w:val="Title"/>
+      </w:pPr>
+      <w:r>
+        <w:t xml:space="preserve">I_online_safety_act_compliance</w:t>
+      </w:r>
+    </w:p>
+    <w:bookmarkStart w:id="18" w:name="X25c353eadfdaa9c1e611e23124b368bf3fe1fa4"/>
     <w:p>
       <w:pPr>
         <w:pStyle w:val="Heading1"/>
@@ -17,8 +25,8 @@
       </w:pPr>
       <w:r>
         <w:rPr>
+          <w:b/>
           <w:bCs/>
-          <w:b/>
         </w:rPr>
         <w:t xml:space="preserve">Subject of opinion:</w:t>
       </w:r>
@@ -26,26 +34,15 @@
         <w:t xml:space="preserve"> </w:t>
       </w:r>
       <w:r>
-        <w:t xml:space="preserve">DEQUAD (DEQUAD Ltd in formation), operated at</w:t>
+        <w:t xml:space="preserve">DEQUAD (DEQUAD Ltd in formation), operated at https://dequad.co.uk</w:t>
       </w:r>
       <w:r>
         <w:t xml:space="preserve"> </w:t>
       </w:r>
-      <w:hyperlink r:id="rId20">
-        <w:r>
-          <w:rPr>
-            <w:rStyle w:val="Hyperlink"/>
-          </w:rPr>
-          <w:t xml:space="preserve">https://dequad.co.uk</w:t>
-        </w:r>
-      </w:hyperlink>
-      <w:r>
-        <w:t xml:space="preserve"> </w:t>
-      </w:r>
       <w:r>
         <w:rPr>
+          <w:b/>
           <w:bCs/>
-          <w:b/>
         </w:rPr>
         <w:t xml:space="preserve">Author of internal assessment:</w:t>
       </w:r>
@@ -60,8 +57,8 @@
       </w:r>
       <w:r>
         <w:rPr>
+          <w:b/>
           <w:bCs/>
-          <w:b/>
         </w:rPr>
         <w:t xml:space="preserve">External counsel of record:</w:t>
       </w:r>
@@ -76,8 +73,8 @@
       </w:r>
       <w:r>
         <w:rPr>
+          <w:b/>
           <w:bCs/>
-          <w:b/>
         </w:rPr>
         <w:t xml:space="preserve">Date of latest review:</w:t>
       </w:r>
@@ -95,7 +92,7 @@
         </w:pict>
       </w:r>
     </w:p>
-    <w:bookmarkStart w:id="21" w:name="i1-purpose"/>
+    <w:bookmarkStart w:id="9" w:name="i.1-purpose"/>
     <w:p>
       <w:pPr>
         <w:pStyle w:val="Heading2"/>
@@ -109,15 +106,15 @@
         <w:pStyle w:val="FirstParagraph"/>
       </w:pPr>
       <w:r>
-        <w:t xml:space="preserve">This document is an internal compliance opinion summarising DEQUAD's position under the</w:t>
+        <w:t xml:space="preserve">This document is an internal compliance opinion summarising DEQUAD’s position under the</w:t>
       </w:r>
       <w:r>
         <w:t xml:space="preserve"> </w:t>
       </w:r>
       <w:r>
         <w:rPr>
+          <w:b/>
           <w:bCs/>
-          <w:b/>
         </w:rPr>
         <w:t xml:space="preserve">Online Safety Act 2023</w:t>
       </w:r>
@@ -125,7 +122,13 @@
         <w:t xml:space="preserve"> </w:t>
       </w:r>
       <w:r>
-        <w:t xml:space="preserve">("OSA") and is intended to demonstrate to UK Endorsement Services Ltd that the applicant has identified the obligations applicable to the business and has built the product with them in mind.</w:t>
+        <w:t xml:space="preserve">(</w:t>
+      </w:r>
+      <w:r>
+        <w:t xml:space="preserve">“OSA”</w:t>
+      </w:r>
+      <w:r>
+        <w:t xml:space="preserve">) and is intended to demonstrate to UK Endorsement Services Ltd that the applicant has identified the obligations applicable to the business and has built the product with them in mind.</w:t>
       </w:r>
     </w:p>
     <w:p>
@@ -143,8 +146,8 @@
         </w:pict>
       </w:r>
     </w:p>
-    <w:bookmarkEnd w:id="21"/>
-    <w:bookmarkStart w:id="22" w:name="X8b4b453d4e733b57ec2f44df5b347e575567b56"/>
+    <w:bookmarkEnd w:id="9"/>
+    <w:bookmarkStart w:id="10" w:name="X95881e805ecea25cd1e453a018a160eae50feb1"/>
     <w:p>
       <w:pPr>
         <w:pStyle w:val="Heading2"/>
@@ -156,7 +159,8 @@
     <w:tbl>
       <w:tblPr>
         <w:tblStyle w:val="Table"/>
-        <w:tblW w:type="auto" w:w="0"/>
+        <w:tblW w:type="pct" w:w="5000"/>
+        <w:tblLayout w:type="fixed"/>
         <w:tblLook w:firstRow="1" w:lastRow="0" w:firstColumn="0" w:lastColumn="0" w:noHBand="0" w:noVBand="0" w:val="0020"/>
       </w:tblPr>
       <w:tblGrid>
@@ -166,14 +170,13 @@
       </w:tblGrid>
       <w:tr>
         <w:trPr>
-          <w:tblHeader w:val="true"/>
+          <w:tblHeader w:val="on"/>
         </w:trPr>
         <w:tc>
           <w:tcPr/>
           <w:p>
             <w:pPr>
               <w:pStyle w:val="Compact"/>
-              <w:jc w:val="left"/>
             </w:pPr>
             <w:r>
               <w:t xml:space="preserve">Category</w:t>
@@ -185,7 +188,6 @@
           <w:p>
             <w:pPr>
               <w:pStyle w:val="Compact"/>
-              <w:jc w:val="left"/>
             </w:pPr>
             <w:r>
               <w:t xml:space="preserve">Status</w:t>
@@ -197,7 +199,6 @@
           <w:p>
             <w:pPr>
               <w:pStyle w:val="Compact"/>
-              <w:jc w:val="left"/>
             </w:pPr>
             <w:r>
               <w:t xml:space="preserve">Reason</w:t>
@@ -211,7 +212,6 @@
           <w:p>
             <w:pPr>
               <w:pStyle w:val="Compact"/>
-              <w:jc w:val="left"/>
             </w:pPr>
             <w:r>
               <w:t xml:space="preserve">Regulated user-to-user service</w:t>
@@ -223,12 +223,11 @@
           <w:p>
             <w:pPr>
               <w:pStyle w:val="Compact"/>
-              <w:jc w:val="left"/>
             </w:pPr>
             <w:r>
               <w:rPr>
+                <w:b/>
                 <w:bCs/>
-                <w:b/>
               </w:rPr>
               <w:t xml:space="preserve">Yes</w:t>
             </w:r>
@@ -239,7 +238,6 @@
           <w:p>
             <w:pPr>
               <w:pStyle w:val="Compact"/>
-              <w:jc w:val="left"/>
             </w:pPr>
             <w:r>
               <w:t xml:space="preserve">Users (verified students) share content with other users via messages and profile fields</w:t>
@@ -253,7 +251,6 @@
           <w:p>
             <w:pPr>
               <w:pStyle w:val="Compact"/>
-              <w:jc w:val="left"/>
             </w:pPr>
             <w:r>
               <w:t xml:space="preserve">Search service</w:t>
@@ -265,7 +262,6 @@
           <w:p>
             <w:pPr>
               <w:pStyle w:val="Compact"/>
-              <w:jc w:val="left"/>
             </w:pPr>
             <w:r>
               <w:t xml:space="preserve">No</w:t>
@@ -277,7 +273,6 @@
           <w:p>
             <w:pPr>
               <w:pStyle w:val="Compact"/>
-              <w:jc w:val="left"/>
             </w:pPr>
             <w:r>
               <w:t xml:space="preserve">DEQUAD does not provide search across third-party content</w:t>
@@ -291,7 +286,6 @@
           <w:p>
             <w:pPr>
               <w:pStyle w:val="Compact"/>
-              <w:jc w:val="left"/>
             </w:pPr>
             <w:r>
               <w:t xml:space="preserve">Likely to be accessed by children (under 18)</w:t>
@@ -303,12 +297,11 @@
           <w:p>
             <w:pPr>
               <w:pStyle w:val="Compact"/>
-              <w:jc w:val="left"/>
             </w:pPr>
             <w:r>
               <w:rPr>
+                <w:b/>
                 <w:bCs/>
-                <w:b/>
               </w:rPr>
               <w:t xml:space="preserve">Yes</w:t>
             </w:r>
@@ -325,7 +318,6 @@
           <w:p>
             <w:pPr>
               <w:pStyle w:val="Compact"/>
-              <w:jc w:val="left"/>
             </w:pPr>
             <w:r>
               <w:t xml:space="preserve">Although DEQUAD targets verified university students (predominantly 18+), some UK undergraduates start at 17</w:t>
@@ -339,7 +331,6 @@
           <w:p>
             <w:pPr>
               <w:pStyle w:val="Compact"/>
-              <w:jc w:val="left"/>
             </w:pPr>
             <w:r>
               <w:t xml:space="preserve">Category 1 service (Ofcom designation)</w:t>
@@ -351,12 +342,11 @@
           <w:p>
             <w:pPr>
               <w:pStyle w:val="Compact"/>
-              <w:jc w:val="left"/>
             </w:pPr>
             <w:r>
               <w:rPr>
+                <w:b/>
                 <w:bCs/>
-                <w:b/>
               </w:rPr>
               <w:t xml:space="preserve">No</w:t>
             </w:r>
@@ -373,10 +363,9 @@
           <w:p>
             <w:pPr>
               <w:pStyle w:val="Compact"/>
-              <w:jc w:val="left"/>
-            </w:pPr>
-            <w:r>
-              <w:t xml:space="preserve">DEQUAD's user base and functionality will not meet the Category 1 thresholds during the endorsement window</w:t>
+            </w:pPr>
+            <w:r>
+              <w:t xml:space="preserve">DEQUAD’s user base and functionality will not meet the Category 1 thresholds during the endorsement window</w:t>
             </w:r>
           </w:p>
         </w:tc>
@@ -388,8 +377,8 @@
       </w:pPr>
       <w:r>
         <w:rPr>
+          <w:b/>
           <w:bCs/>
-          <w:b/>
         </w:rPr>
         <w:t xml:space="preserve">Practical implication:</w:t>
       </w:r>
@@ -404,8 +393,8 @@
       </w:r>
       <w:r>
         <w:rPr>
+          <w:b/>
           <w:bCs/>
-          <w:b/>
         </w:rPr>
         <w:t xml:space="preserve">Category 2B-equivalent</w:t>
       </w:r>
@@ -423,8 +412,8 @@
         </w:pict>
       </w:r>
     </w:p>
-    <w:bookmarkEnd w:id="22"/>
-    <w:bookmarkStart w:id="23" w:name="i3-applicable-duties"/>
+    <w:bookmarkEnd w:id="10"/>
+    <w:bookmarkStart w:id="11" w:name="i.3-applicable-duties"/>
     <w:p>
       <w:pPr>
         <w:pStyle w:val="Heading2"/>
@@ -436,7 +425,8 @@
     <w:tbl>
       <w:tblPr>
         <w:tblStyle w:val="Table"/>
-        <w:tblW w:type="auto" w:w="0"/>
+        <w:tblW w:type="pct" w:w="5000"/>
+        <w:tblLayout w:type="fixed"/>
         <w:tblLook w:firstRow="1" w:lastRow="0" w:firstColumn="0" w:lastColumn="0" w:noHBand="0" w:noVBand="0" w:val="0020"/>
       </w:tblPr>
       <w:tblGrid>
@@ -446,14 +436,13 @@
       </w:tblGrid>
       <w:tr>
         <w:trPr>
-          <w:tblHeader w:val="true"/>
+          <w:tblHeader w:val="on"/>
         </w:trPr>
         <w:tc>
           <w:tcPr/>
           <w:p>
             <w:pPr>
               <w:pStyle w:val="Compact"/>
-              <w:jc w:val="left"/>
             </w:pPr>
             <w:r>
               <w:t xml:space="preserve">Duty</w:t>
@@ -465,7 +454,6 @@
           <w:p>
             <w:pPr>
               <w:pStyle w:val="Compact"/>
-              <w:jc w:val="left"/>
             </w:pPr>
             <w:r>
               <w:t xml:space="preserve">Section</w:t>
@@ -477,7 +465,6 @@
           <w:p>
             <w:pPr>
               <w:pStyle w:val="Compact"/>
-              <w:jc w:val="left"/>
             </w:pPr>
             <w:r>
               <w:t xml:space="preserve">DEQUAD design response</w:t>
@@ -491,7 +478,6 @@
           <w:p>
             <w:pPr>
               <w:pStyle w:val="Compact"/>
-              <w:jc w:val="left"/>
             </w:pPr>
             <w:r>
               <w:t xml:space="preserve">Illegal-content risk assessment</w:t>
@@ -503,7 +489,6 @@
           <w:p>
             <w:pPr>
               <w:pStyle w:val="Compact"/>
-              <w:jc w:val="left"/>
             </w:pPr>
             <w:r>
               <w:t xml:space="preserve">OSA s. 9, s. 10</w:t>
@@ -515,7 +500,6 @@
           <w:p>
             <w:pPr>
               <w:pStyle w:val="Compact"/>
-              <w:jc w:val="left"/>
             </w:pPr>
             <w:r>
               <w:t xml:space="preserve">Completed; reviewed annually. See §I.4 below</w:t>
@@ -529,7 +513,6 @@
           <w:p>
             <w:pPr>
               <w:pStyle w:val="Compact"/>
-              <w:jc w:val="left"/>
             </w:pPr>
             <w:r>
               <w:t xml:space="preserve">Illegal-content safety duties</w:t>
@@ -541,7 +524,6 @@
           <w:p>
             <w:pPr>
               <w:pStyle w:val="Compact"/>
-              <w:jc w:val="left"/>
             </w:pPr>
             <w:r>
               <w:t xml:space="preserve">OSA s. 10</w:t>
@@ -553,7 +535,6 @@
           <w:p>
             <w:pPr>
               <w:pStyle w:val="Compact"/>
-              <w:jc w:val="left"/>
             </w:pPr>
             <w:r>
               <w:t xml:space="preserve">Real-time keyword scanning + escalation to DSL; reporting flow built; takedown SLA defined</w:t>
@@ -567,19 +548,17 @@
           <w:p>
             <w:pPr>
               <w:pStyle w:val="Compact"/>
-              <w:jc w:val="left"/>
-            </w:pPr>
-            <w:r>
-              <w:t xml:space="preserve">Children's risk assessment</w:t>
-            </w:r>
-          </w:p>
-        </w:tc>
-        <w:tc>
-          <w:tcPr/>
-          <w:p>
-            <w:pPr>
-              <w:pStyle w:val="Compact"/>
-              <w:jc w:val="left"/>
+            </w:pPr>
+            <w:r>
+              <w:t xml:space="preserve">Children’s risk assessment</w:t>
+            </w:r>
+          </w:p>
+        </w:tc>
+        <w:tc>
+          <w:tcPr/>
+          <w:p>
+            <w:pPr>
+              <w:pStyle w:val="Compact"/>
             </w:pPr>
             <w:r>
               <w:t xml:space="preserve">OSA s. 11, s. 12</w:t>
@@ -591,7 +570,6 @@
           <w:p>
             <w:pPr>
               <w:pStyle w:val="Compact"/>
-              <w:jc w:val="left"/>
             </w:pPr>
             <w:r>
               <w:t xml:space="preserve">Completed under assumption of residual under-18 access. See §I.5</w:t>
@@ -605,19 +583,17 @@
           <w:p>
             <w:pPr>
               <w:pStyle w:val="Compact"/>
-              <w:jc w:val="left"/>
-            </w:pPr>
-            <w:r>
-              <w:t xml:space="preserve">Children's safety duties</w:t>
-            </w:r>
-          </w:p>
-        </w:tc>
-        <w:tc>
-          <w:tcPr/>
-          <w:p>
-            <w:pPr>
-              <w:pStyle w:val="Compact"/>
-              <w:jc w:val="left"/>
+            </w:pPr>
+            <w:r>
+              <w:t xml:space="preserve">Children’s safety duties</w:t>
+            </w:r>
+          </w:p>
+        </w:tc>
+        <w:tc>
+          <w:tcPr/>
+          <w:p>
+            <w:pPr>
+              <w:pStyle w:val="Compact"/>
             </w:pPr>
             <w:r>
               <w:t xml:space="preserve">OSA s. 12</w:t>
@@ -629,7 +605,6 @@
           <w:p>
             <w:pPr>
               <w:pStyle w:val="Compact"/>
-              <w:jc w:val="left"/>
             </w:pPr>
             <w:r>
               <w:t xml:space="preserve">High-risk safety setting default-on for all users; no algorithmic recommendation of strangers to flagged-under-18 accounts</w:t>
@@ -643,7 +618,6 @@
           <w:p>
             <w:pPr>
               <w:pStyle w:val="Compact"/>
-              <w:jc w:val="left"/>
             </w:pPr>
             <w:r>
               <w:t xml:space="preserve">Content-reporting and complaints procedures</w:t>
@@ -655,7 +629,6 @@
           <w:p>
             <w:pPr>
               <w:pStyle w:val="Compact"/>
-              <w:jc w:val="left"/>
             </w:pPr>
             <w:r>
               <w:t xml:space="preserve">OSA s. 17</w:t>
@@ -667,21 +640,25 @@
           <w:p>
             <w:pPr>
               <w:pStyle w:val="Compact"/>
-              <w:jc w:val="left"/>
-            </w:pPr>
-            <w:r>
-              <w:t xml:space="preserve">"Report a profile" feature live since 2026; complaints SLA 4 hours human triage</w:t>
-            </w:r>
-          </w:p>
-        </w:tc>
-      </w:tr>
-      <w:tr>
-        <w:tc>
-          <w:tcPr/>
-          <w:p>
-            <w:pPr>
-              <w:pStyle w:val="Compact"/>
-              <w:jc w:val="left"/>
+            </w:pPr>
+            <w:r>
+              <w:t xml:space="preserve">“Report a profile”</w:t>
+            </w:r>
+            <w:r>
+              <w:t xml:space="preserve"> </w:t>
+            </w:r>
+            <w:r>
+              <w:t xml:space="preserve">feature live since 2026; complaints SLA 4 hours human triage</w:t>
+            </w:r>
+          </w:p>
+        </w:tc>
+      </w:tr>
+      <w:tr>
+        <w:tc>
+          <w:tcPr/>
+          <w:p>
+            <w:pPr>
+              <w:pStyle w:val="Compact"/>
             </w:pPr>
             <w:r>
               <w:t xml:space="preserve">User empowerment (Cat 1 only)</w:t>
@@ -693,7 +670,6 @@
           <w:p>
             <w:pPr>
               <w:pStyle w:val="Compact"/>
-              <w:jc w:val="left"/>
             </w:pPr>
             <w:r>
               <w:t xml:space="preserve">OSA s. 14</w:t>
@@ -705,7 +681,6 @@
           <w:p>
             <w:pPr>
               <w:pStyle w:val="Compact"/>
-              <w:jc w:val="left"/>
             </w:pPr>
             <w:r>
               <w:t xml:space="preserve">Not applicable (Cat 2B)</w:t>
@@ -719,7 +694,6 @@
           <w:p>
             <w:pPr>
               <w:pStyle w:val="Compact"/>
-              <w:jc w:val="left"/>
             </w:pPr>
             <w:r>
               <w:t xml:space="preserve">Freedom of expression / privacy</w:t>
@@ -731,7 +705,6 @@
           <w:p>
             <w:pPr>
               <w:pStyle w:val="Compact"/>
-              <w:jc w:val="left"/>
             </w:pPr>
             <w:r>
               <w:t xml:space="preserve">OSA s. 22</w:t>
@@ -743,7 +716,6 @@
           <w:p>
             <w:pPr>
               <w:pStyle w:val="Compact"/>
-              <w:jc w:val="left"/>
             </w:pPr>
             <w:r>
               <w:t xml:space="preserve">DPIA documents necessity + proportionality of every safeguarding scan</w:t>
@@ -757,7 +729,6 @@
           <w:p>
             <w:pPr>
               <w:pStyle w:val="Compact"/>
-              <w:jc w:val="left"/>
             </w:pPr>
             <w:r>
               <w:t xml:space="preserve">Record-keeping</w:t>
@@ -769,7 +740,6 @@
           <w:p>
             <w:pPr>
               <w:pStyle w:val="Compact"/>
-              <w:jc w:val="left"/>
             </w:pPr>
             <w:r>
               <w:t xml:space="preserve">OSA s. 23</w:t>
@@ -781,7 +751,6 @@
           <w:p>
             <w:pPr>
               <w:pStyle w:val="Compact"/>
-              <w:jc w:val="left"/>
             </w:pPr>
             <w:r>
               <w:t xml:space="preserve">All safeguarding events logged for 7 years; risk-assessment versions retained</w:t>
@@ -795,7 +764,6 @@
           <w:p>
             <w:pPr>
               <w:pStyle w:val="Compact"/>
-              <w:jc w:val="left"/>
             </w:pPr>
             <w:r>
               <w:t xml:space="preserve">Designated content moderator</w:t>
@@ -807,7 +775,6 @@
           <w:p>
             <w:pPr>
               <w:pStyle w:val="Compact"/>
-              <w:jc w:val="left"/>
             </w:pPr>
             <w:r>
               <w:t xml:space="preserve">OSA s. 56</w:t>
@@ -819,7 +786,6 @@
           <w:p>
             <w:pPr>
               <w:pStyle w:val="Compact"/>
-              <w:jc w:val="left"/>
             </w:pPr>
             <w:r>
               <w:t xml:space="preserve">DSL appointed; backup DSL named</w:t>
@@ -833,7 +799,6 @@
           <w:p>
             <w:pPr>
               <w:pStyle w:val="Compact"/>
-              <w:jc w:val="left"/>
             </w:pPr>
             <w:r>
               <w:t xml:space="preserve">Ofcom information requests</w:t>
@@ -845,7 +810,6 @@
           <w:p>
             <w:pPr>
               <w:pStyle w:val="Compact"/>
-              <w:jc w:val="left"/>
             </w:pPr>
             <w:r>
               <w:t xml:space="preserve">OSA s. 100</w:t>
@@ -857,7 +821,6 @@
           <w:p>
             <w:pPr>
               <w:pStyle w:val="Compact"/>
-              <w:jc w:val="left"/>
             </w:pPr>
             <w:r>
               <w:t xml:space="preserve">Process in place: 7-day response SLA</w:t>
@@ -873,8 +836,8 @@
         </w:pict>
       </w:r>
     </w:p>
-    <w:bookmarkEnd w:id="23"/>
-    <w:bookmarkStart w:id="24" w:name="Xb27b0178240c8c8d120cbf25a97447689856a5d"/>
+    <w:bookmarkEnd w:id="11"/>
+    <w:bookmarkStart w:id="12" w:name="X2e21bab2c7cf0d3bcac4d3aed784286d0a6607e"/>
     <w:p>
       <w:pPr>
         <w:pStyle w:val="Heading2"/>
@@ -886,7 +849,8 @@
     <w:tbl>
       <w:tblPr>
         <w:tblStyle w:val="Table"/>
-        <w:tblW w:type="auto" w:w="0"/>
+        <w:tblW w:type="pct" w:w="5000"/>
+        <w:tblLayout w:type="fixed"/>
         <w:tblLook w:firstRow="1" w:lastRow="0" w:firstColumn="0" w:lastColumn="0" w:noHBand="0" w:noVBand="0" w:val="0020"/>
       </w:tblPr>
       <w:tblGrid>
@@ -897,14 +861,13 @@
       </w:tblGrid>
       <w:tr>
         <w:trPr>
-          <w:tblHeader w:val="true"/>
+          <w:tblHeader w:val="on"/>
         </w:trPr>
         <w:tc>
           <w:tcPr/>
           <w:p>
             <w:pPr>
               <w:pStyle w:val="Compact"/>
-              <w:jc w:val="left"/>
             </w:pPr>
             <w:r>
               <w:t xml:space="preserve">Priority illegal content type</w:t>
@@ -916,7 +879,6 @@
           <w:p>
             <w:pPr>
               <w:pStyle w:val="Compact"/>
-              <w:jc w:val="left"/>
             </w:pPr>
             <w:r>
               <w:t xml:space="preserve">Risk on DEQUAD</w:t>
@@ -928,7 +890,6 @@
           <w:p>
             <w:pPr>
               <w:pStyle w:val="Compact"/>
-              <w:jc w:val="left"/>
             </w:pPr>
             <w:r>
               <w:t xml:space="preserve">Why</w:t>
@@ -940,7 +901,6 @@
           <w:p>
             <w:pPr>
               <w:pStyle w:val="Compact"/>
-              <w:jc w:val="left"/>
             </w:pPr>
             <w:r>
               <w:t xml:space="preserve">Mitigation</w:t>
@@ -954,7 +914,6 @@
           <w:p>
             <w:pPr>
               <w:pStyle w:val="Compact"/>
-              <w:jc w:val="left"/>
             </w:pPr>
             <w:r>
               <w:t xml:space="preserve">Terrorism (s. 59)</w:t>
@@ -966,7 +925,6 @@
           <w:p>
             <w:pPr>
               <w:pStyle w:val="Compact"/>
-              <w:jc w:val="left"/>
             </w:pPr>
             <w:r>
               <w:t xml:space="preserve">Very low</w:t>
@@ -978,7 +936,6 @@
           <w:p>
             <w:pPr>
               <w:pStyle w:val="Compact"/>
-              <w:jc w:val="left"/>
             </w:pPr>
             <w:r>
               <w:t xml:space="preserve">Closed UK university network; no anonymous posting; no public discoverability</w:t>
@@ -990,7 +947,6 @@
           <w:p>
             <w:pPr>
               <w:pStyle w:val="Compact"/>
-              <w:jc w:val="left"/>
             </w:pPr>
             <w:r>
               <w:t xml:space="preserve">Standard keyword scan + reporting flow</w:t>
@@ -1004,7 +960,6 @@
           <w:p>
             <w:pPr>
               <w:pStyle w:val="Compact"/>
-              <w:jc w:val="left"/>
             </w:pPr>
             <w:r>
               <w:t xml:space="preserve">Child sexual abuse (CSAM)</w:t>
@@ -1016,7 +971,6 @@
           <w:p>
             <w:pPr>
               <w:pStyle w:val="Compact"/>
-              <w:jc w:val="left"/>
             </w:pPr>
             <w:r>
               <w:t xml:space="preserve">Low</w:t>
@@ -1028,7 +982,6 @@
           <w:p>
             <w:pPr>
               <w:pStyle w:val="Compact"/>
-              <w:jc w:val="left"/>
             </w:pPr>
             <w:r>
               <w:t xml:space="preserve">Verified</w:t>
@@ -1055,7 +1008,6 @@
           <w:p>
             <w:pPr>
               <w:pStyle w:val="Compact"/>
-              <w:jc w:val="left"/>
             </w:pPr>
             <w:r>
               <w:t xml:space="preserve">Photo upload moderation queue; CSAM detection partner to be appointed Y1</w:t>
@@ -1069,7 +1021,6 @@
           <w:p>
             <w:pPr>
               <w:pStyle w:val="Compact"/>
-              <w:jc w:val="left"/>
             </w:pPr>
             <w:r>
               <w:t xml:space="preserve">Hate offences</w:t>
@@ -1081,7 +1032,6 @@
           <w:p>
             <w:pPr>
               <w:pStyle w:val="Compact"/>
-              <w:jc w:val="left"/>
             </w:pPr>
             <w:r>
               <w:t xml:space="preserve">Medium</w:t>
@@ -1093,7 +1043,6 @@
           <w:p>
             <w:pPr>
               <w:pStyle w:val="Compact"/>
-              <w:jc w:val="left"/>
             </w:pPr>
             <w:r>
               <w:t xml:space="preserve">Student demographics include vulnerable groups; loneliness apps attract abuse vectors</w:t>
@@ -1105,7 +1054,6 @@
           <w:p>
             <w:pPr>
               <w:pStyle w:val="Compact"/>
-              <w:jc w:val="left"/>
             </w:pPr>
             <w:r>
               <w:t xml:space="preserve">Real-time slur detection (already live); zero-tolerance ban policy; appeals route</w:t>
@@ -1119,7 +1067,6 @@
           <w:p>
             <w:pPr>
               <w:pStyle w:val="Compact"/>
-              <w:jc w:val="left"/>
             </w:pPr>
             <w:r>
               <w:t xml:space="preserve">Harassment / stalking</w:t>
@@ -1131,7 +1078,6 @@
           <w:p>
             <w:pPr>
               <w:pStyle w:val="Compact"/>
-              <w:jc w:val="left"/>
             </w:pPr>
             <w:r>
               <w:t xml:space="preserve">Medium</w:t>
@@ -1143,7 +1089,6 @@
           <w:p>
             <w:pPr>
               <w:pStyle w:val="Compact"/>
-              <w:jc w:val="left"/>
             </w:pPr>
             <w:r>
               <w:t xml:space="preserve">Direct-message functionality enables targeted abuse</w:t>
@@ -1155,21 +1100,31 @@
           <w:p>
             <w:pPr>
               <w:pStyle w:val="Compact"/>
-              <w:jc w:val="left"/>
-            </w:pPr>
-            <w:r>
-              <w:t xml:space="preserve">Per-message safeguarding scan; "block + report" combined flow</w:t>
-            </w:r>
-          </w:p>
-        </w:tc>
-      </w:tr>
-      <w:tr>
-        <w:tc>
-          <w:tcPr/>
-          <w:p>
-            <w:pPr>
-              <w:pStyle w:val="Compact"/>
-              <w:jc w:val="left"/>
+            </w:pPr>
+            <w:r>
+              <w:t xml:space="preserve">Per-message safeguarding scan;</w:t>
+            </w:r>
+            <w:r>
+              <w:t xml:space="preserve"> </w:t>
+            </w:r>
+            <w:r>
+              <w:t xml:space="preserve">“block + report”</w:t>
+            </w:r>
+            <w:r>
+              <w:t xml:space="preserve"> </w:t>
+            </w:r>
+            <w:r>
+              <w:t xml:space="preserve">combined flow</w:t>
+            </w:r>
+          </w:p>
+        </w:tc>
+      </w:tr>
+      <w:tr>
+        <w:tc>
+          <w:tcPr/>
+          <w:p>
+            <w:pPr>
+              <w:pStyle w:val="Compact"/>
             </w:pPr>
             <w:r>
               <w:t xml:space="preserve">Controlling / coercive behaviour</w:t>
@@ -1181,7 +1136,6 @@
           <w:p>
             <w:pPr>
               <w:pStyle w:val="Compact"/>
-              <w:jc w:val="left"/>
             </w:pPr>
             <w:r>
               <w:t xml:space="preserve">Medium</w:t>
@@ -1193,7 +1147,6 @@
           <w:p>
             <w:pPr>
               <w:pStyle w:val="Compact"/>
-              <w:jc w:val="left"/>
             </w:pPr>
             <w:r>
               <w:t xml:space="preserve">Closed-network apps can enable controlling relationships</w:t>
@@ -1205,7 +1158,6 @@
           <w:p>
             <w:pPr>
               <w:pStyle w:val="Compact"/>
-              <w:jc w:val="left"/>
             </w:pPr>
             <w:r>
               <w:t xml:space="preserve">Pattern detection on per-conversation cadence; safeguarding nudges; partnership with Refuge for IDVA referrals (Y2)</w:t>
@@ -1219,7 +1171,6 @@
           <w:p>
             <w:pPr>
               <w:pStyle w:val="Compact"/>
-              <w:jc w:val="left"/>
             </w:pPr>
             <w:r>
               <w:t xml:space="preserve">Drugs / firearms / sale of stolen goods</w:t>
@@ -1231,7 +1182,6 @@
           <w:p>
             <w:pPr>
               <w:pStyle w:val="Compact"/>
-              <w:jc w:val="left"/>
             </w:pPr>
             <w:r>
               <w:t xml:space="preserve">Low</w:t>
@@ -1243,7 +1193,6 @@
           <w:p>
             <w:pPr>
               <w:pStyle w:val="Compact"/>
-              <w:jc w:val="left"/>
             </w:pPr>
             <w:r>
               <w:t xml:space="preserve">Verified-student network with strict TOS; no marketplace functionality</w:t>
@@ -1255,7 +1204,6 @@
           <w:p>
             <w:pPr>
               <w:pStyle w:val="Compact"/>
-              <w:jc w:val="left"/>
             </w:pPr>
             <w:r>
               <w:t xml:space="preserve">TOS prohibition + reporting + ban</w:t>
@@ -1269,7 +1217,6 @@
           <w:p>
             <w:pPr>
               <w:pStyle w:val="Compact"/>
-              <w:jc w:val="left"/>
             </w:pPr>
             <w:r>
               <w:t xml:space="preserve">Fraud</w:t>
@@ -1281,7 +1228,6 @@
           <w:p>
             <w:pPr>
               <w:pStyle w:val="Compact"/>
-              <w:jc w:val="left"/>
             </w:pPr>
             <w:r>
               <w:t xml:space="preserve">Low</w:t>
@@ -1293,7 +1239,6 @@
           <w:p>
             <w:pPr>
               <w:pStyle w:val="Compact"/>
-              <w:jc w:val="left"/>
             </w:pPr>
             <w:r>
               <w:t xml:space="preserve">No payment between users; no marketplace</w:t>
@@ -1305,7 +1250,6 @@
           <w:p>
             <w:pPr>
               <w:pStyle w:val="Compact"/>
-              <w:jc w:val="left"/>
             </w:pPr>
             <w:r>
               <w:t xml:space="preserve">Stripe-only billing flow; users cannot solicit money</w:t>
@@ -1319,7 +1263,6 @@
           <w:p>
             <w:pPr>
               <w:pStyle w:val="Compact"/>
-              <w:jc w:val="left"/>
             </w:pPr>
             <w:r>
               <w:t xml:space="preserve">Suicide and self-injury content</w:t>
@@ -1331,12 +1274,11 @@
           <w:p>
             <w:pPr>
               <w:pStyle w:val="Compact"/>
-              <w:jc w:val="left"/>
             </w:pPr>
             <w:r>
               <w:rPr>
+                <w:b/>
                 <w:bCs/>
-                <w:b/>
               </w:rPr>
               <w:t xml:space="preserve">High residual</w:t>
             </w:r>
@@ -1347,19 +1289,17 @@
           <w:p>
             <w:pPr>
               <w:pStyle w:val="Compact"/>
-              <w:jc w:val="left"/>
-            </w:pPr>
-            <w:r>
-              <w:t xml:space="preserve">The platform's safeguarding role makes this content type uniquely relevant</w:t>
-            </w:r>
-          </w:p>
-        </w:tc>
-        <w:tc>
-          <w:tcPr/>
-          <w:p>
-            <w:pPr>
-              <w:pStyle w:val="Compact"/>
-              <w:jc w:val="left"/>
+            </w:pPr>
+            <w:r>
+              <w:t xml:space="preserve">The platform’s safeguarding role makes this content type uniquely relevant</w:t>
+            </w:r>
+          </w:p>
+        </w:tc>
+        <w:tc>
+          <w:tcPr/>
+          <w:p>
+            <w:pPr>
+              <w:pStyle w:val="Compact"/>
             </w:pPr>
             <w:r>
               <w:t xml:space="preserve">Per-message scan + DSL escalation + Samaritans/Shout signposting (live); evaluated quarterly</w:t>
@@ -1373,7 +1313,6 @@
           <w:p>
             <w:pPr>
               <w:pStyle w:val="Compact"/>
-              <w:jc w:val="left"/>
             </w:pPr>
             <w:r>
               <w:t xml:space="preserve">Encouragement of suicide (s. 184 OSA)</w:t>
@@ -1385,7 +1324,6 @@
           <w:p>
             <w:pPr>
               <w:pStyle w:val="Compact"/>
-              <w:jc w:val="left"/>
             </w:pPr>
             <w:r>
               <w:t xml:space="preserve">High residual</w:t>
@@ -1397,7 +1335,6 @@
           <w:p>
             <w:pPr>
               <w:pStyle w:val="Compact"/>
-              <w:jc w:val="left"/>
             </w:pPr>
             <w:r>
               <w:t xml:space="preserve">As above</w:t>
@@ -1409,21 +1346,43 @@
           <w:p>
             <w:pPr>
               <w:pStyle w:val="Compact"/>
-              <w:jc w:val="left"/>
-            </w:pPr>
-            <w:r>
-              <w:t xml:space="preserve">Active scanning; "encouragement" patterns distinct from "expression of distress" — DSL judges</w:t>
-            </w:r>
-          </w:p>
-        </w:tc>
-      </w:tr>
-      <w:tr>
-        <w:tc>
-          <w:tcPr/>
-          <w:p>
-            <w:pPr>
-              <w:pStyle w:val="Compact"/>
-              <w:jc w:val="left"/>
+            </w:pPr>
+            <w:r>
+              <w:t xml:space="preserve">Active scanning;</w:t>
+            </w:r>
+            <w:r>
+              <w:t xml:space="preserve"> </w:t>
+            </w:r>
+            <w:r>
+              <w:t xml:space="preserve">“encouragement”</w:t>
+            </w:r>
+            <w:r>
+              <w:t xml:space="preserve"> </w:t>
+            </w:r>
+            <w:r>
+              <w:t xml:space="preserve">patterns distinct from</w:t>
+            </w:r>
+            <w:r>
+              <w:t xml:space="preserve"> </w:t>
+            </w:r>
+            <w:r>
+              <w:t xml:space="preserve">“expression of distress”</w:t>
+            </w:r>
+            <w:r>
+              <w:t xml:space="preserve"> </w:t>
+            </w:r>
+            <w:r>
+              <w:t xml:space="preserve">— DSL judges</w:t>
+            </w:r>
+          </w:p>
+        </w:tc>
+      </w:tr>
+      <w:tr>
+        <w:tc>
+          <w:tcPr/>
+          <w:p>
+            <w:pPr>
+              <w:pStyle w:val="Compact"/>
             </w:pPr>
             <w:r>
               <w:t xml:space="preserve">Animal cruelty / extreme pornography</w:t>
@@ -1435,7 +1394,6 @@
           <w:p>
             <w:pPr>
               <w:pStyle w:val="Compact"/>
-              <w:jc w:val="left"/>
             </w:pPr>
             <w:r>
               <w:t xml:space="preserve">Very low</w:t>
@@ -1447,7 +1405,6 @@
           <w:p>
             <w:pPr>
               <w:pStyle w:val="Compact"/>
-              <w:jc w:val="left"/>
             </w:pPr>
             <w:r>
               <w:t xml:space="preserve">No mass-media upload; profile photos only</w:t>
@@ -1459,7 +1416,6 @@
           <w:p>
             <w:pPr>
               <w:pStyle w:val="Compact"/>
-              <w:jc w:val="left"/>
             </w:pPr>
             <w:r>
               <w:t xml:space="preserve">Profile-photo moderation queue</w:t>
@@ -1473,15 +1429,15 @@
         <w:pStyle w:val="BodyText"/>
       </w:pPr>
       <w:r>
-        <w:t xml:space="preserve">The full Illegal Content Risk Assessment (ICRA) is kept on file and reviewed annually. Methodology aligns with Ofcom's</w:t>
+        <w:t xml:space="preserve">The full Illegal Content Risk Assessment (ICRA) is kept on file and reviewed annually. Methodology aligns with Ofcom’s</w:t>
       </w:r>
       <w:r>
         <w:t xml:space="preserve"> </w:t>
       </w:r>
       <w:r>
         <w:rPr>
+          <w:b/>
           <w:bCs/>
-          <w:b/>
         </w:rPr>
         <w:t xml:space="preserve">Online Safety: Illegal Harms Guidance</w:t>
       </w:r>
@@ -1499,14 +1455,14 @@
         </w:pict>
       </w:r>
     </w:p>
-    <w:bookmarkEnd w:id="24"/>
-    <w:bookmarkStart w:id="25" w:name="i5-childrens-risk-assessment-summary"/>
+    <w:bookmarkEnd w:id="12"/>
+    <w:bookmarkStart w:id="13" w:name="i.5-childrens-risk-assessment-summary"/>
     <w:p>
       <w:pPr>
         <w:pStyle w:val="Heading2"/>
       </w:pPr>
       <w:r>
-        <w:t xml:space="preserve">I.5 Children's risk assessment summary</w:t>
+        <w:t xml:space="preserve">I.5 Children’s risk assessment summary</w:t>
       </w:r>
     </w:p>
     <w:p>
@@ -1514,7 +1470,7 @@
         <w:pStyle w:val="FirstParagraph"/>
       </w:pPr>
       <w:r>
-        <w:t xml:space="preserve">DEQUAD is designed for verified UK university students. The platform's verification gate (active</w:t>
+        <w:t xml:space="preserve">DEQUAD is designed for verified UK university students. The platform’s verification gate (active</w:t>
       </w:r>
       <w:r>
         <w:t xml:space="preserve"> </w:t>
@@ -1534,23 +1490,23 @@
     </w:p>
     <w:p>
       <w:pPr>
+        <w:pStyle w:val="Compact"/>
         <w:numPr>
           <w:ilvl w:val="0"/>
           <w:numId w:val="1001"/>
         </w:numPr>
+      </w:pPr>
+      <w:r>
+        <w:t xml:space="preserve">A small number of UK undergraduate students begin their first year aged 17 (typically birthday-rule edge cases).</w:t>
+      </w:r>
+    </w:p>
+    <w:p>
+      <w:pPr>
         <w:pStyle w:val="Compact"/>
-      </w:pPr>
-      <w:r>
-        <w:t xml:space="preserve">A small number of UK undergraduate students begin their first year aged 17 (typically birthday-rule edge cases).</w:t>
-      </w:r>
-    </w:p>
-    <w:p>
-      <w:pPr>
         <w:numPr>
           <w:ilvl w:val="0"/>
           <w:numId w:val="1001"/>
         </w:numPr>
-        <w:pStyle w:val="Compact"/>
       </w:pPr>
       <w:r>
         <w:t xml:space="preserve">Some Foundation-Year and Access course students at partner FE institutions may be 16+.</w:t>
@@ -1561,15 +1517,15 @@
         <w:pStyle w:val="FirstParagraph"/>
       </w:pPr>
       <w:r>
-        <w:t xml:space="preserve">The Children's Risk Assessment therefore treats DEQUAD as a service with</w:t>
+        <w:t xml:space="preserve">The Children’s Risk Assessment therefore treats DEQUAD as a service with</w:t>
       </w:r>
       <w:r>
         <w:t xml:space="preserve"> </w:t>
       </w:r>
       <w:r>
         <w:rPr>
+          <w:b/>
           <w:bCs/>
-          <w:b/>
         </w:rPr>
         <w:t xml:space="preserve">residual exposure to under-18 users</w:t>
       </w:r>
@@ -1583,7 +1539,8 @@
     <w:tbl>
       <w:tblPr>
         <w:tblStyle w:val="Table"/>
-        <w:tblW w:type="auto" w:w="0"/>
+        <w:tblW w:type="pct" w:w="5000"/>
+        <w:tblLayout w:type="fixed"/>
         <w:tblLook w:firstRow="1" w:lastRow="0" w:firstColumn="0" w:lastColumn="0" w:noHBand="0" w:noVBand="0" w:val="0020"/>
       </w:tblPr>
       <w:tblGrid>
@@ -1592,14 +1549,13 @@
       </w:tblGrid>
       <w:tr>
         <w:trPr>
-          <w:tblHeader w:val="true"/>
+          <w:tblHeader w:val="on"/>
         </w:trPr>
         <w:tc>
           <w:tcPr/>
           <w:p>
             <w:pPr>
               <w:pStyle w:val="Compact"/>
-              <w:jc w:val="left"/>
             </w:pPr>
             <w:r>
               <w:t xml:space="preserve">Precaution</w:t>
@@ -1611,7 +1567,6 @@
           <w:p>
             <w:pPr>
               <w:pStyle w:val="Compact"/>
-              <w:jc w:val="left"/>
             </w:pPr>
             <w:r>
               <w:t xml:space="preserve">Implementation</w:t>
@@ -1625,7 +1580,6 @@
           <w:p>
             <w:pPr>
               <w:pStyle w:val="Compact"/>
-              <w:jc w:val="left"/>
             </w:pPr>
             <w:r>
               <w:t xml:space="preserve">Age-assurance at sign-up</w:t>
@@ -1637,7 +1591,6 @@
           <w:p>
             <w:pPr>
               <w:pStyle w:val="Compact"/>
-              <w:jc w:val="left"/>
             </w:pPr>
             <w:r>
               <w:t xml:space="preserve">Self-declared birth date + verified university email. Stronger age-verification under evaluation for Year 2</w:t>
@@ -1651,7 +1604,6 @@
           <w:p>
             <w:pPr>
               <w:pStyle w:val="Compact"/>
-              <w:jc w:val="left"/>
             </w:pPr>
             <w:r>
               <w:t xml:space="preserve">Default privacy-protective settings for likely under-18 accounts</w:t>
@@ -1663,7 +1615,6 @@
           <w:p>
             <w:pPr>
               <w:pStyle w:val="Compact"/>
-              <w:jc w:val="left"/>
             </w:pPr>
             <w:r>
               <w:t xml:space="preserve">No discoverability via search; no exposure to adult users &gt;5 years older without dual opt-in</w:t>
@@ -1677,19 +1628,17 @@
           <w:p>
             <w:pPr>
               <w:pStyle w:val="Compact"/>
-              <w:jc w:val="left"/>
-            </w:pPr>
-            <w:r>
-              <w:t xml:space="preserve">Children's content-design code (ICO AADC) alignment</w:t>
-            </w:r>
-          </w:p>
-        </w:tc>
-        <w:tc>
-          <w:tcPr/>
-          <w:p>
-            <w:pPr>
-              <w:pStyle w:val="Compact"/>
-              <w:jc w:val="left"/>
+            </w:pPr>
+            <w:r>
+              <w:t xml:space="preserve">Children’s content-design code (ICO AADC) alignment</w:t>
+            </w:r>
+          </w:p>
+        </w:tc>
+        <w:tc>
+          <w:tcPr/>
+          <w:p>
+            <w:pPr>
+              <w:pStyle w:val="Compact"/>
             </w:pPr>
             <w:r>
               <w:t xml:space="preserve">Designed in from launch: data minimisation, no profiling, no dark patterns</w:t>
@@ -1703,7 +1652,6 @@
           <w:p>
             <w:pPr>
               <w:pStyle w:val="Compact"/>
-              <w:jc w:val="left"/>
             </w:pPr>
             <w:r>
               <w:t xml:space="preserve">Education and reporting tools tailored for younger users</w:t>
@@ -1715,10 +1663,21 @@
           <w:p>
             <w:pPr>
               <w:pStyle w:val="Compact"/>
-              <w:jc w:val="left"/>
-            </w:pPr>
-            <w:r>
-              <w:t xml:space="preserve">Plain-English help; one-tap "I need help" route to Childline (for under-18 self-identified users)</w:t>
+            </w:pPr>
+            <w:r>
+              <w:t xml:space="preserve">Plain-English help; one-tap</w:t>
+            </w:r>
+            <w:r>
+              <w:t xml:space="preserve"> </w:t>
+            </w:r>
+            <w:r>
+              <w:t xml:space="preserve">“I need help”</w:t>
+            </w:r>
+            <w:r>
+              <w:t xml:space="preserve"> </w:t>
+            </w:r>
+            <w:r>
+              <w:t xml:space="preserve">route to Childline (for under-18 self-identified users)</w:t>
             </w:r>
           </w:p>
         </w:tc>
@@ -1731,8 +1690,8 @@
         </w:pict>
       </w:r>
     </w:p>
-    <w:bookmarkEnd w:id="25"/>
-    <w:bookmarkStart w:id="26" w:name="i6-designated-roles-and-accountabilities"/>
+    <w:bookmarkEnd w:id="13"/>
+    <w:bookmarkStart w:id="14" w:name="X3783973c29ffaa1be8607b18424f47f3a01e29a"/>
     <w:p>
       <w:pPr>
         <w:pStyle w:val="Heading2"/>
@@ -1744,7 +1703,8 @@
     <w:tbl>
       <w:tblPr>
         <w:tblStyle w:val="Table"/>
-        <w:tblW w:type="auto" w:w="0"/>
+        <w:tblW w:type="pct" w:w="5000"/>
+        <w:tblLayout w:type="fixed"/>
         <w:tblLook w:firstRow="1" w:lastRow="0" w:firstColumn="0" w:lastColumn="0" w:noHBand="0" w:noVBand="0" w:val="0020"/>
       </w:tblPr>
       <w:tblGrid>
@@ -1754,14 +1714,13 @@
       </w:tblGrid>
       <w:tr>
         <w:trPr>
-          <w:tblHeader w:val="true"/>
+          <w:tblHeader w:val="on"/>
         </w:trPr>
         <w:tc>
           <w:tcPr/>
           <w:p>
             <w:pPr>
               <w:pStyle w:val="Compact"/>
-              <w:jc w:val="left"/>
             </w:pPr>
             <w:r>
               <w:t xml:space="preserve">OSA-mandated role</w:t>
@@ -1773,7 +1732,6 @@
           <w:p>
             <w:pPr>
               <w:pStyle w:val="Compact"/>
-              <w:jc w:val="left"/>
             </w:pPr>
             <w:r>
               <w:t xml:space="preserve">Person / function</w:t>
@@ -1785,7 +1743,6 @@
           <w:p>
             <w:pPr>
               <w:pStyle w:val="Compact"/>
-              <w:jc w:val="left"/>
             </w:pPr>
             <w:r>
               <w:t xml:space="preserve">Notes</w:t>
@@ -1799,7 +1756,6 @@
           <w:p>
             <w:pPr>
               <w:pStyle w:val="Compact"/>
-              <w:jc w:val="left"/>
             </w:pPr>
             <w:r>
               <w:t xml:space="preserve">Senior Manager Responsible for Compliance (OSA s. 56)</w:t>
@@ -1811,7 +1767,6 @@
           <w:p>
             <w:pPr>
               <w:pStyle w:val="Compact"/>
-              <w:jc w:val="left"/>
             </w:pPr>
             <w:r>
               <w:t xml:space="preserve">Yusuf Quadri, CEO (with Yusuff Adeagbo, CTO, as deputy)</w:t>
@@ -1823,7 +1778,6 @@
           <w:p>
             <w:pPr>
               <w:pStyle w:val="Compact"/>
-              <w:jc w:val="left"/>
             </w:pPr>
             <w:r>
               <w:t xml:space="preserve">Joint founder accountability documented in board minutes</w:t>
@@ -1837,7 +1791,6 @@
           <w:p>
             <w:pPr>
               <w:pStyle w:val="Compact"/>
-              <w:jc w:val="left"/>
             </w:pPr>
             <w:r>
               <w:t xml:space="preserve">Designated Safeguarding Lead</w:t>
@@ -1849,12 +1802,11 @@
           <w:p>
             <w:pPr>
               <w:pStyle w:val="Compact"/>
-              <w:jc w:val="left"/>
             </w:pPr>
             <w:r>
               <w:rPr>
+                <w:i/>
                 <w:iCs/>
-                <w:i/>
               </w:rPr>
               <w:t xml:space="preserve">To be appointed Month 1 post-endorsement</w:t>
             </w:r>
@@ -1865,7 +1817,6 @@
           <w:p>
             <w:pPr>
               <w:pStyle w:val="Compact"/>
-              <w:jc w:val="left"/>
             </w:pPr>
             <w:r>
               <w:t xml:space="preserve">Job description in Appendix G</w:t>
@@ -1879,7 +1830,6 @@
           <w:p>
             <w:pPr>
               <w:pStyle w:val="Compact"/>
-              <w:jc w:val="left"/>
             </w:pPr>
             <w:r>
               <w:t xml:space="preserve">Data Protection Officer</w:t>
@@ -1891,33 +1841,31 @@
           <w:p>
             <w:pPr>
               <w:pStyle w:val="Compact"/>
-              <w:jc w:val="left"/>
             </w:pPr>
             <w:r>
               <w:rPr>
+                <w:i/>
                 <w:iCs/>
-                <w:i/>
               </w:rPr>
-              <w:t xml:space="preserve">Outsourced fractional in Y1 (e.g. The DPO Centre, IT Governance); FTE in Y2</w:t>
-            </w:r>
-          </w:p>
-        </w:tc>
-        <w:tc>
-          <w:tcPr/>
-          <w:p>
-            <w:pPr>
-              <w:pStyle w:val="Compact"/>
-            </w:pPr>
-          </w:p>
-        </w:tc>
-      </w:tr>
-      <w:tr>
-        <w:tc>
-          <w:tcPr/>
-          <w:p>
-            <w:pPr>
-              <w:pStyle w:val="Compact"/>
-              <w:jc w:val="left"/>
+              <w:t xml:space="preserve">Outsourced fractional in Y1 (e.g. The DPO Centre, IT Governance); FTE in Y2</w:t>
+            </w:r>
+          </w:p>
+        </w:tc>
+        <w:tc>
+          <w:tcPr/>
+          <w:p>
+            <w:pPr>
+              <w:pStyle w:val="Compact"/>
+            </w:pPr>
+          </w:p>
+        </w:tc>
+      </w:tr>
+      <w:tr>
+        <w:tc>
+          <w:tcPr/>
+          <w:p>
+            <w:pPr>
+              <w:pStyle w:val="Compact"/>
             </w:pPr>
             <w:r>
               <w:t xml:space="preserve">Ofcom liaison point</w:t>
@@ -1929,7 +1877,6 @@
           <w:p>
             <w:pPr>
               <w:pStyle w:val="Compact"/>
-              <w:jc w:val="left"/>
             </w:pPr>
             <w:r>
               <w:t xml:space="preserve">Yusuf Quadri, CEO (Y1); transition to in-house counsel Y3</w:t>
@@ -1953,8 +1900,8 @@
         </w:pict>
       </w:r>
     </w:p>
-    <w:bookmarkEnd w:id="26"/>
-    <w:bookmarkStart w:id="27" w:name="i7-engagement-with-the-regulator-ofcom"/>
+    <w:bookmarkEnd w:id="14"/>
+    <w:bookmarkStart w:id="15" w:name="i.7-engagement-with-the-regulator-ofcom"/>
     <w:p>
       <w:pPr>
         <w:pStyle w:val="Heading2"/>
@@ -1966,7 +1913,8 @@
     <w:tbl>
       <w:tblPr>
         <w:tblStyle w:val="Table"/>
-        <w:tblW w:type="auto" w:w="0"/>
+        <w:tblW w:type="pct" w:w="5000"/>
+        <w:tblLayout w:type="fixed"/>
         <w:tblLook w:firstRow="1" w:lastRow="0" w:firstColumn="0" w:lastColumn="0" w:noHBand="0" w:noVBand="0" w:val="0020"/>
       </w:tblPr>
       <w:tblGrid>
@@ -1975,14 +1923,13 @@
       </w:tblGrid>
       <w:tr>
         <w:trPr>
-          <w:tblHeader w:val="true"/>
+          <w:tblHeader w:val="on"/>
         </w:trPr>
         <w:tc>
           <w:tcPr/>
           <w:p>
             <w:pPr>
               <w:pStyle w:val="Compact"/>
-              <w:jc w:val="left"/>
             </w:pPr>
             <w:r>
               <w:t xml:space="preserve">Activity</w:t>
@@ -1994,7 +1941,6 @@
           <w:p>
             <w:pPr>
               <w:pStyle w:val="Compact"/>
-              <w:jc w:val="left"/>
             </w:pPr>
             <w:r>
               <w:t xml:space="preserve">Status</w:t>
@@ -2008,19 +1954,17 @@
           <w:p>
             <w:pPr>
               <w:pStyle w:val="Compact"/>
-              <w:jc w:val="left"/>
-            </w:pPr>
-            <w:r>
-              <w:t xml:space="preserve">Registered for Ofcom's small-platform information service</w:t>
-            </w:r>
-          </w:p>
-        </w:tc>
-        <w:tc>
-          <w:tcPr/>
-          <w:p>
-            <w:pPr>
-              <w:pStyle w:val="Compact"/>
-              <w:jc w:val="left"/>
+            </w:pPr>
+            <w:r>
+              <w:t xml:space="preserve">Registered for Ofcom’s small-platform information service</w:t>
+            </w:r>
+          </w:p>
+        </w:tc>
+        <w:tc>
+          <w:tcPr/>
+          <w:p>
+            <w:pPr>
+              <w:pStyle w:val="Compact"/>
             </w:pPr>
             <w:r>
               <w:t xml:space="preserve">Pending Month 1 post-endorsement</w:t>
@@ -2034,7 +1978,6 @@
           <w:p>
             <w:pPr>
               <w:pStyle w:val="Compact"/>
-              <w:jc w:val="left"/>
             </w:pPr>
             <w:r>
               <w:t xml:space="preserve">Subscribed to Ofcom guidance updates</w:t>
@@ -2046,7 +1989,6 @@
           <w:p>
             <w:pPr>
               <w:pStyle w:val="Compact"/>
-              <w:jc w:val="left"/>
             </w:pPr>
             <w:r>
               <w:t xml:space="preserve">✅ Live</w:t>
@@ -2060,19 +2002,17 @@
           <w:p>
             <w:pPr>
               <w:pStyle w:val="Compact"/>
-              <w:jc w:val="left"/>
-            </w:pPr>
-            <w:r>
-              <w:t xml:space="preserve">Familiarity with Ofcom's Guidance for Smaller Providers (2025)</w:t>
-            </w:r>
-          </w:p>
-        </w:tc>
-        <w:tc>
-          <w:tcPr/>
-          <w:p>
-            <w:pPr>
-              <w:pStyle w:val="Compact"/>
-              <w:jc w:val="left"/>
+            </w:pPr>
+            <w:r>
+              <w:t xml:space="preserve">Familiarity with Ofcom’s Guidance for Smaller Providers (2025)</w:t>
+            </w:r>
+          </w:p>
+        </w:tc>
+        <w:tc>
+          <w:tcPr/>
+          <w:p>
+            <w:pPr>
+              <w:pStyle w:val="Compact"/>
             </w:pPr>
             <w:r>
               <w:t xml:space="preserve">✅ Reviewed</w:t>
@@ -2086,7 +2026,6 @@
           <w:p>
             <w:pPr>
               <w:pStyle w:val="Compact"/>
-              <w:jc w:val="left"/>
             </w:pPr>
             <w:r>
               <w:t xml:space="preserve">Plan for Ofcom transparency reports (if Cat 1 designation triggered)</w:t>
@@ -2098,7 +2037,6 @@
           <w:p>
             <w:pPr>
               <w:pStyle w:val="Compact"/>
-              <w:jc w:val="left"/>
             </w:pPr>
             <w:r>
               <w:t xml:space="preserve">Documented; no current Cat 1 forecast within endorsement window</w:t>
@@ -2114,8 +2052,8 @@
         </w:pict>
       </w:r>
     </w:p>
-    <w:bookmarkEnd w:id="27"/>
-    <w:bookmarkStart w:id="28" w:name="X14e8d6c675186afbf0d9e01f7f78552e93f2d51"/>
+    <w:bookmarkEnd w:id="15"/>
+    <w:bookmarkStart w:id="16" w:name="X952cf84d6c42d0c1b282cc79045ddf4b66df0a2"/>
     <w:p>
       <w:pPr>
         <w:pStyle w:val="Heading2"/>
@@ -2134,86 +2072,86 @@
     </w:p>
     <w:p>
       <w:pPr>
+        <w:pStyle w:val="Compact"/>
         <w:numPr>
           <w:ilvl w:val="0"/>
           <w:numId w:val="1002"/>
         </w:numPr>
+      </w:pPr>
+      <w:r>
+        <w:t xml:space="preserve">Confirmation of DEQUAD’s categorisation under the OSA;</w:t>
+      </w:r>
+    </w:p>
+    <w:p>
+      <w:pPr>
         <w:pStyle w:val="Compact"/>
-      </w:pPr>
-      <w:r>
-        <w:t xml:space="preserve">Confirmation of DEQUAD's categorisation under the OSA;</w:t>
-      </w:r>
-    </w:p>
-    <w:p>
-      <w:pPr>
         <w:numPr>
           <w:ilvl w:val="0"/>
           <w:numId w:val="1002"/>
         </w:numPr>
+      </w:pPr>
+      <w:r>
+        <w:t xml:space="preserve">Sufficiency of the Illegal Content and Children’s Risk Assessments;</w:t>
+      </w:r>
+    </w:p>
+    <w:p>
+      <w:pPr>
         <w:pStyle w:val="Compact"/>
-      </w:pPr>
-      <w:r>
-        <w:t xml:space="preserve">Sufficiency of the Illegal Content and Children's Risk Assessments;</w:t>
-      </w:r>
-    </w:p>
-    <w:p>
-      <w:pPr>
         <w:numPr>
           <w:ilvl w:val="0"/>
           <w:numId w:val="1002"/>
         </w:numPr>
+      </w:pPr>
+      <w:r>
+        <w:t xml:space="preserve">Sufficiency of the content-reporting and complaints procedures;</w:t>
+      </w:r>
+    </w:p>
+    <w:p>
+      <w:pPr>
         <w:pStyle w:val="Compact"/>
-      </w:pPr>
-      <w:r>
-        <w:t xml:space="preserve">Sufficiency of the content-reporting and complaints procedures;</w:t>
-      </w:r>
-    </w:p>
-    <w:p>
-      <w:pPr>
         <w:numPr>
           <w:ilvl w:val="0"/>
           <w:numId w:val="1002"/>
         </w:numPr>
+      </w:pPr>
+      <w:r>
+        <w:t xml:space="preserve">Adequacy of record-keeping;</w:t>
+      </w:r>
+    </w:p>
+    <w:p>
+      <w:pPr>
         <w:pStyle w:val="Compact"/>
-      </w:pPr>
-      <w:r>
-        <w:t xml:space="preserve">Adequacy of record-keeping;</w:t>
-      </w:r>
-    </w:p>
-    <w:p>
-      <w:pPr>
         <w:numPr>
           <w:ilvl w:val="0"/>
           <w:numId w:val="1002"/>
         </w:numPr>
+      </w:pPr>
+      <w:r>
+        <w:t xml:space="preserve">Risk register for foreseeable Ofcom enforcement;</w:t>
+      </w:r>
+    </w:p>
+    <w:p>
+      <w:pPr>
         <w:pStyle w:val="Compact"/>
-      </w:pPr>
-      <w:r>
-        <w:t xml:space="preserve">Risk register for foreseeable Ofcom enforcement;</w:t>
-      </w:r>
-    </w:p>
-    <w:p>
-      <w:pPr>
         <w:numPr>
           <w:ilvl w:val="0"/>
           <w:numId w:val="1002"/>
         </w:numPr>
+      </w:pPr>
+      <w:r>
+        <w:t xml:space="preserve">Boilerplate Terms of Service and Acceptable Use Policy review;</w:t>
+      </w:r>
+    </w:p>
+    <w:p>
+      <w:pPr>
         <w:pStyle w:val="Compact"/>
-      </w:pPr>
-      <w:r>
-        <w:t xml:space="preserve">Boilerplate Terms of Service and Acceptable Use Policy review;</w:t>
-      </w:r>
-    </w:p>
-    <w:p>
-      <w:pPr>
         <w:numPr>
           <w:ilvl w:val="0"/>
           <w:numId w:val="1002"/>
         </w:numPr>
-        <w:pStyle w:val="Compact"/>
-      </w:pPr>
-      <w:r>
-        <w:t xml:space="preserve">Confirmation that the founder's senior-manager-responsible accountability is appropriately recorded.</w:t>
+      </w:pPr>
+      <w:r>
+        <w:t xml:space="preserve">Confirmation that the founder’s senior-manager-responsible accountability is appropriately recorded.</w:t>
       </w:r>
     </w:p>
     <w:p>
@@ -2228,8 +2166,8 @@
       </w:r>
       <w:r>
         <w:rPr>
+          <w:b/>
           <w:bCs/>
-          <w:b/>
         </w:rPr>
         <w:t xml:space="preserve">£8,000–£12,000</w:t>
       </w:r>
@@ -2247,8 +2185,8 @@
         </w:pict>
       </w:r>
     </w:p>
-    <w:bookmarkEnd w:id="28"/>
-    <w:bookmarkStart w:id="29" w:name="i9-statement"/>
+    <w:bookmarkEnd w:id="16"/>
+    <w:bookmarkStart w:id="17" w:name="i.9-statement"/>
     <w:p>
       <w:pPr>
         <w:pStyle w:val="Heading2"/>
@@ -2262,7 +2200,7 @@
         <w:pStyle w:val="FirstParagraph"/>
       </w:pPr>
       <w:r>
-        <w:t xml:space="preserve">The applicant has read the Online Safety Act 2023 in full, has read the Ofcom illegal-content and children's-safety guidance, and has designed DEQUAD's product, processes, and policies to comply with the duties applicable to a Category 2B-equivalent user-to-user service. The applicant will obtain external legal confirmation of this position within the first six months of operation and will produce that opinion at the 6-month UKES contact point.</w:t>
+        <w:t xml:space="preserve">The applicant has read the Online Safety Act 2023 in full, has read the Ofcom illegal-content and children’s-safety guidance, and has designed DEQUAD’s product, processes, and policies to comply with the duties applicable to a Category 2B-equivalent user-to-user service. The applicant will obtain external legal confirmation of this position within the first six months of operation and will produce that opinion at the 6-month UKES contact point.</w:t>
       </w:r>
     </w:p>
     <w:p>
@@ -2271,8 +2209,8 @@
       </w:pPr>
       <w:r>
         <w:rPr>
+          <w:b/>
           <w:bCs/>
-          <w:b/>
         </w:rPr>
         <w:t xml:space="preserve">Signed:</w:t>
       </w:r>
@@ -2287,8 +2225,8 @@
       </w:r>
       <w:r>
         <w:rPr>
+          <w:b/>
           <w:bCs/>
-          <w:b/>
         </w:rPr>
         <w:t xml:space="preserve">Yusuf Quadri</w:t>
       </w:r>
@@ -2299,8 +2237,8 @@
       </w:pPr>
       <w:r>
         <w:rPr>
+          <w:b/>
           <w:bCs/>
-          <w:b/>
         </w:rPr>
         <w:t xml:space="preserve">Date:</w:t>
       </w:r>
@@ -2311,9 +2249,13 @@
         <w:t xml:space="preserve">___________________________________</w:t>
       </w:r>
     </w:p>
-    <w:bookmarkEnd w:id="29"/>
-    <w:bookmarkEnd w:id="30"/>
-    <w:sectPr/>
+    <w:bookmarkEnd w:id="17"/>
+    <w:bookmarkEnd w:id="18"/>
+    <w:sectPr>
+      <w:footnotePr>
+        <w:numRestart w:val="eachSect"/>
+      </w:footnotePr>
+    </w:sectPr>
   </w:body>
 </w:document>
 </file>
@@ -2344,14 +2286,14 @@
 <file path=word/numbering.xml><?xml version="1.0" encoding="utf-8"?>
 <w:numbering xmlns:w="http://schemas.openxmlformats.org/wordprocessingml/2006/main">
   <w:abstractNum w:abstractNumId="990">
-    <w:nsid w:val="A990"/>
+    <w:nsid w:val="0000A990"/>
     <w:multiLevelType w:val="multilevel"/>
     <w:lvl w:ilvl="0">
       <w:numFmt w:val="bullet"/>
       <w:lvlText w:val=" "/>
       <w:lvlJc w:val="left"/>
       <w:pPr>
-        <w:ind w:left="720" w:hanging="480"/>
+        <w:ind w:left="720" w:hanging="360"/>
       </w:pPr>
     </w:lvl>
     <w:lvl w:ilvl="1">
@@ -2359,7 +2301,7 @@
       <w:lvlText w:val=" "/>
       <w:lvlJc w:val="left"/>
       <w:pPr>
-        <w:ind w:left="1440" w:hanging="480"/>
+        <w:ind w:left="1440" w:hanging="360"/>
       </w:pPr>
     </w:lvl>
     <w:lvl w:ilvl="2">
@@ -2367,7 +2309,7 @@
       <w:lvlText w:val=" "/>
       <w:lvlJc w:val="left"/>
       <w:pPr>
-        <w:ind w:left="2160" w:hanging="480"/>
+        <w:ind w:left="2160" w:hanging="360"/>
       </w:pPr>
     </w:lvl>
     <w:lvl w:ilvl="3">
@@ -2375,7 +2317,7 @@
       <w:lvlText w:val=" "/>
       <w:lvlJc w:val="left"/>
       <w:pPr>
-        <w:ind w:left="2880" w:hanging="480"/>
+        <w:ind w:left="2880" w:hanging="360"/>
       </w:pPr>
     </w:lvl>
     <w:lvl w:ilvl="4">
@@ -2383,7 +2325,7 @@
       <w:lvlText w:val=" "/>
       <w:lvlJc w:val="left"/>
       <w:pPr>
-        <w:ind w:left="3600" w:hanging="480"/>
+        <w:ind w:left="3600" w:hanging="360"/>
       </w:pPr>
     </w:lvl>
     <w:lvl w:ilvl="5">
@@ -2391,7 +2333,7 @@
       <w:lvlText w:val=" "/>
       <w:lvlJc w:val="left"/>
       <w:pPr>
-        <w:ind w:left="4320" w:hanging="480"/>
+        <w:ind w:left="4320" w:hanging="360"/>
       </w:pPr>
     </w:lvl>
     <w:lvl w:ilvl="6">
@@ -2399,7 +2341,7 @@
       <w:lvlText w:val=" "/>
       <w:lvlJc w:val="left"/>
       <w:pPr>
-        <w:ind w:left="5040" w:hanging="480"/>
+        <w:ind w:left="5040" w:hanging="360"/>
       </w:pPr>
     </w:lvl>
     <w:lvl w:ilvl="7">
@@ -2407,7 +2349,7 @@
       <w:lvlText w:val=" "/>
       <w:lvlJc w:val="left"/>
       <w:pPr>
-        <w:ind w:left="5760" w:hanging="480"/>
+        <w:ind w:left="5760" w:hanging="360"/>
       </w:pPr>
     </w:lvl>
     <w:lvl w:ilvl="8">
@@ -2415,88 +2357,115 @@
       <w:lvlText w:val=" "/>
       <w:lvlJc w:val="left"/>
       <w:pPr>
-        <w:ind w:left="6480" w:hanging="480"/>
+        <w:ind w:left="6480" w:hanging="360"/>
       </w:pPr>
     </w:lvl>
   </w:abstractNum>
   <w:abstractNum w:abstractNumId="991">
-    <w:nsid w:val="A991"/>
+    <w:nsid w:val="0000A991"/>
     <w:multiLevelType w:val="multilevel"/>
     <w:lvl w:ilvl="0">
       <w:numFmt w:val="bullet"/>
-      <w:lvlText w:val="•"/>
+      <w:lvlText w:val=""/>
       <w:lvlJc w:val="left"/>
       <w:pPr>
-        <w:ind w:left="720" w:hanging="480"/>
-      </w:pPr>
+        <w:ind w:left="720" w:hanging="360"/>
+      </w:pPr>
+      <w:rPr>
+        <w:rFonts w:ascii="Symbol" w:hAnsi="Symbol" w:cs="Symbol" w:hint="default"/>
+      </w:rPr>
     </w:lvl>
     <w:lvl w:ilvl="1">
       <w:numFmt w:val="bullet"/>
-      <w:lvlText w:val="–"/>
+      <w:lvlText w:val="o"/>
       <w:lvlJc w:val="left"/>
       <w:pPr>
-        <w:ind w:left="1440" w:hanging="480"/>
-      </w:pPr>
+        <w:ind w:left="1440" w:hanging="360"/>
+      </w:pPr>
+      <w:rPr>
+        <w:rFonts w:ascii="Courier New" w:hAnsi="Courier New" w:cs="Courier New" w:hint="default"/>
+      </w:rPr>
     </w:lvl>
     <w:lvl w:ilvl="2">
       <w:numFmt w:val="bullet"/>
-      <w:lvlText w:val="•"/>
+      <w:lvlText w:val=""/>
       <w:lvlJc w:val="left"/>
       <w:pPr>
-        <w:ind w:left="2160" w:hanging="480"/>
-      </w:pPr>
+        <w:ind w:left="2160" w:hanging="360"/>
+      </w:pPr>
+      <w:rPr>
+        <w:rFonts w:ascii="Wingdings" w:hAnsi="Wingdings" w:cs="Wingdings" w:hint="default"/>
+      </w:rPr>
     </w:lvl>
     <w:lvl w:ilvl="3">
       <w:numFmt w:val="bullet"/>
-      <w:lvlText w:val="–"/>
+      <w:lvlText w:val=""/>
       <w:lvlJc w:val="left"/>
       <w:pPr>
-        <w:ind w:left="2880" w:hanging="480"/>
-      </w:pPr>
+        <w:ind w:left="2880" w:hanging="360"/>
+      </w:pPr>
+      <w:rPr>
+        <w:rFonts w:ascii="Symbol" w:hAnsi="Symbol" w:cs="Symbol" w:hint="default"/>
+      </w:rPr>
     </w:lvl>
     <w:lvl w:ilvl="4">
       <w:numFmt w:val="bullet"/>
-      <w:lvlText w:val="•"/>
+      <w:lvlText w:val="o"/>
       <w:lvlJc w:val="left"/>
       <w:pPr>
-        <w:ind w:left="3600" w:hanging="480"/>
-      </w:pPr>
+        <w:ind w:left="3600" w:hanging="360"/>
+      </w:pPr>
+      <w:rPr>
+        <w:rFonts w:ascii="Courier New" w:hAnsi="Courier New" w:cs="Courier New" w:hint="default"/>
+      </w:rPr>
     </w:lvl>
     <w:lvl w:ilvl="5">
       <w:numFmt w:val="bullet"/>
-      <w:lvlText w:val="–"/>
+      <w:lvlText w:val=""/>
       <w:lvlJc w:val="left"/>
       <w:pPr>
-        <w:ind w:left="4320" w:hanging="480"/>
-      </w:pPr>
+        <w:ind w:left="4320" w:hanging="360"/>
+      </w:pPr>
+      <w:rPr>
+        <w:rFonts w:ascii="Wingdings" w:hAnsi="Wingdings" w:cs="Wingdings" w:hint="default"/>
+      </w:rPr>
     </w:lvl>
     <w:lvl w:ilvl="6">
       <w:numFmt w:val="bullet"/>
-      <w:lvlText w:val="•"/>
+      <w:lvlText w:val=""/>
       <w:lvlJc w:val="left"/>
       <w:pPr>
-        <w:ind w:left="5040" w:hanging="480"/>
-      </w:pPr>
+        <w:ind w:left="5040" w:hanging="360"/>
+      </w:pPr>
+      <w:rPr>
+        <w:rFonts w:ascii="Symbol" w:hAnsi="Symbol" w:cs="Symbol" w:hint="default"/>
+      </w:rPr>
     </w:lvl>
     <w:lvl w:ilvl="7">
       <w:numFmt w:val="bullet"/>
-      <w:lvlText w:val="–"/>
+      <w:lvlText w:val="o"/>
       <w:lvlJc w:val="left"/>
       <w:pPr>
-        <w:ind w:left="5760" w:hanging="480"/>
-      </w:pPr>
+        <w:ind w:left="5760" w:hanging="360"/>
+      </w:pPr>
+      <w:rPr>
+        <w:rFonts w:ascii="Courier New" w:hAnsi="Courier New" w:cs="Courier New" w:hint="default"/>
+      </w:rPr>
     </w:lvl>
     <w:lvl w:ilvl="8">
       <w:numFmt w:val="bullet"/>
-      <w:lvlText w:val="•"/>
+      <w:lvlText w:val=""/>
       <w:lvlJc w:val="left"/>
       <w:pPr>
-        <w:ind w:left="6480" w:hanging="480"/>
-      </w:pPr>
+        <w:ind w:left="6480" w:hanging="360"/>
+      </w:pPr>
+      <w:rPr>
+        <w:rFonts w:ascii="Wingdings" w:hAnsi="Wingdings" w:cs="Wingdings" w:hint="default"/>
+      </w:rPr>
     </w:lvl>
   </w:abstractNum>
   <w:abstractNum w:abstractNumId="99411">
-    <w:nsid w:val="A99411"/>
+    <w:nsid w:val="00A99411"/>
     <w:multiLevelType w:val="multilevel"/>
     <w:lvl w:ilvl="0">
       <w:start w:val="1"/>
@@ -2504,7 +2473,7 @@
       <w:lvlText w:val="%1."/>
       <w:lvlJc w:val="left"/>
       <w:pPr>
-        <w:ind w:left="720" w:hanging="480"/>
+        <w:ind w:left="720" w:hanging="360"/>
       </w:pPr>
     </w:lvl>
     <w:lvl w:ilvl="1">
@@ -2513,7 +2482,7 @@
       <w:lvlText w:val="%2."/>
       <w:lvlJc w:val="left"/>
       <w:pPr>
-        <w:ind w:left="1440" w:hanging="480"/>
+        <w:ind w:left="1440" w:hanging="360"/>
       </w:pPr>
     </w:lvl>
     <w:lvl w:ilvl="2">
@@ -2522,7 +2491,7 @@
       <w:lvlText w:val="%3."/>
       <w:lvlJc w:val="left"/>
       <w:pPr>
-        <w:ind w:left="2160" w:hanging="480"/>
+        <w:ind w:left="2160" w:hanging="360"/>
       </w:pPr>
     </w:lvl>
     <w:lvl w:ilvl="3">
@@ -2531,7 +2500,7 @@
       <w:lvlText w:val="%4."/>
       <w:lvlJc w:val="left"/>
       <w:pPr>
-        <w:ind w:left="2880" w:hanging="480"/>
+        <w:ind w:left="2880" w:hanging="360"/>
       </w:pPr>
     </w:lvl>
     <w:lvl w:ilvl="4">
@@ -2540,7 +2509,7 @@
       <w:lvlText w:val="%5."/>
       <w:lvlJc w:val="left"/>
       <w:pPr>
-        <w:ind w:left="3600" w:hanging="480"/>
+        <w:ind w:left="3600" w:hanging="360"/>
       </w:pPr>
     </w:lvl>
     <w:lvl w:ilvl="5">
@@ -2549,7 +2518,7 @@
       <w:lvlText w:val="%6."/>
       <w:lvlJc w:val="left"/>
       <w:pPr>
-        <w:ind w:left="4320" w:hanging="480"/>
+        <w:ind w:left="4320" w:hanging="360"/>
       </w:pPr>
     </w:lvl>
     <w:lvl w:ilvl="6">
@@ -2558,7 +2527,7 @@
       <w:lvlText w:val="%7."/>
       <w:lvlJc w:val="left"/>
       <w:pPr>
-        <w:ind w:left="5040" w:hanging="480"/>
+        <w:ind w:left="5040" w:hanging="360"/>
       </w:pPr>
     </w:lvl>
     <w:lvl w:ilvl="7">
@@ -2567,7 +2536,7 @@
       <w:lvlText w:val="%8."/>
       <w:lvlJc w:val="left"/>
       <w:pPr>
-        <w:ind w:left="5760" w:hanging="480"/>
+        <w:ind w:left="5760" w:hanging="360"/>
       </w:pPr>
     </w:lvl>
     <w:lvl w:ilvl="8">
@@ -2576,7 +2545,7 @@
       <w:lvlText w:val="%9."/>
       <w:lvlJc w:val="left"/>
       <w:pPr>
-        <w:ind w:left="6480" w:hanging="480"/>
+        <w:ind w:left="6480" w:hanging="360"/>
       </w:pPr>
     </w:lvl>
   </w:abstractNum>
@@ -2624,10 +2593,10 @@
   <w:docDefaults>
     <w:rPrDefault>
       <w:rPr>
-        <w:rFonts w:asciiTheme="minorHAnsi" w:cstheme="minorBidi" w:eastAsiaTheme="minorHAnsi" w:hAnsiTheme="minorHAnsi"/>
+        <w:rFonts w:asciiTheme="minorHAnsi" w:cstheme="minorBidi" w:eastAsiaTheme="minorEastAsia" w:hAnsiTheme="minorHAnsi"/>
         <w:sz w:val="24"/>
         <w:szCs w:val="24"/>
-        <w:lang w:bidi="ar-SA" w:eastAsia="en-US" w:val="en-US"/>
+        <w:lang w:bidi="ar-SA" w:eastAsia="zh-CN" w:val="en-US"/>
       </w:rPr>
     </w:rPrDefault>
     <w:pPrDefault>
@@ -2645,10 +2614,10 @@
     <w:name w:val="Body Text"/>
     <w:basedOn w:val="Normal"/>
     <w:link w:val="BodyTextChar"/>
+    <w:qFormat/>
     <w:pPr>
       <w:spacing w:after="180" w:before="180"/>
     </w:pPr>
-    <w:qFormat/>
   </w:style>
   <w:style w:customStyle="1" w:styleId="FirstParagraph" w:type="paragraph">
     <w:name w:val="First Paragraph"/>
@@ -2668,57 +2637,111 @@
     <w:name w:val="Title"/>
     <w:basedOn w:val="Normal"/>
     <w:next w:val="BodyText"/>
+    <w:link w:val="TitleChar"/>
+    <w:uiPriority w:val="10"/>
     <w:qFormat/>
+    <w:rsid w:val="00A10FD9"/>
     <w:pPr>
-      <w:keepNext/>
-      <w:keepLines/>
-      <w:spacing w:after="240" w:before="480"/>
+      <w:spacing w:after="80" w:line="240" w:lineRule="auto"/>
+      <w:contextualSpacing/>
       <w:jc w:val="center"/>
     </w:pPr>
     <w:rPr>
       <w:rFonts w:asciiTheme="majorHAnsi" w:cstheme="majorBidi" w:eastAsiaTheme="majorEastAsia" w:hAnsiTheme="majorHAnsi"/>
-      <w:b/>
-      <w:bCs/>
-      <w:color w:themeColor="accent1" w:themeShade="B5" w:val="345A8A"/>
-      <w:sz w:val="36"/>
-      <w:szCs w:val="36"/>
+      <w:sz w:val="56"/>
+      <w:szCs w:val="56"/>
+    </w:rPr>
+  </w:style>
+  <w:style w:customStyle="1" w:styleId="TitleChar" w:type="character">
+    <w:name w:val="Title Char"/>
+    <w:basedOn w:val="DefaultParagraphFont"/>
+    <w:link w:val="Title"/>
+    <w:uiPriority w:val="10"/>
+    <w:rsid w:val="00A10FD9"/>
+    <w:rPr>
+      <w:rFonts w:asciiTheme="majorHAnsi" w:cstheme="majorBidi" w:eastAsiaTheme="majorEastAsia" w:hAnsiTheme="majorHAnsi"/>
+      <w:sz w:val="56"/>
+      <w:szCs w:val="56"/>
     </w:rPr>
   </w:style>
   <w:style w:styleId="Subtitle" w:type="paragraph">
     <w:name w:val="Subtitle"/>
+    <w:basedOn w:val="Title"/>
+    <w:next w:val="BodyText"/>
+    <w:link w:val="SubtitleChar"/>
+    <w:uiPriority w:val="11"/>
+    <w:qFormat/>
+    <w:rsid w:val="00A10FD9"/>
+    <w:pPr>
+      <w:numPr>
+        <w:ilvl w:val="1"/>
+      </w:numPr>
+    </w:pPr>
+    <w:rPr>
+      <w:rFonts w:cstheme="majorBidi" w:eastAsiaTheme="majorEastAsia"/>
+      <w:spacing w:val="15"/>
+      <w:sz w:val="28"/>
+      <w:szCs w:val="28"/>
+    </w:rPr>
+  </w:style>
+  <w:style w:customStyle="1" w:styleId="SubtitleChar" w:type="character">
+    <w:name w:val="Subtitle Char"/>
+    <w:basedOn w:val="DefaultParagraphFont"/>
+    <w:link w:val="Subtitle"/>
+    <w:uiPriority w:val="11"/>
+    <w:rsid w:val="00A10FD9"/>
+    <w:rPr>
+      <w:rFonts w:cstheme="majorBidi" w:eastAsiaTheme="majorEastAsia"/>
+      <w:color w:themeColor="text1" w:themeTint="A6" w:val="595959"/>
+      <w:spacing w:val="15"/>
+      <w:sz w:val="28"/>
+      <w:szCs w:val="28"/>
+    </w:rPr>
+  </w:style>
+  <w:style w:customStyle="1" w:styleId="Author" w:type="paragraph">
+    <w:name w:val="Author"/>
     <w:basedOn w:val="Title"/>
     <w:next w:val="BodyText"/>
     <w:qFormat/>
     <w:pPr>
       <w:keepNext/>
       <w:keepLines/>
-      <w:spacing w:after="240" w:before="240"/>
-      <w:jc w:val="center"/>
     </w:pPr>
     <w:rPr>
-      <w:sz w:val="30"/>
-      <w:szCs w:val="30"/>
-    </w:rPr>
-  </w:style>
-  <w:style w:customStyle="1" w:styleId="Author" w:type="paragraph">
-    <w:name w:val="Author"/>
+      <w:sz w:val="24"/>
+      <w:szCs w:val="24"/>
+    </w:rPr>
+  </w:style>
+  <w:style w:styleId="Date" w:type="paragraph">
+    <w:name w:val="Date"/>
+    <w:basedOn w:val="Title"/>
     <w:next w:val="BodyText"/>
     <w:qFormat/>
     <w:pPr>
       <w:keepNext/>
       <w:keepLines/>
-      <w:jc w:val="center"/>
     </w:pPr>
-  </w:style>
-  <w:style w:styleId="Date" w:type="paragraph">
-    <w:name w:val="Date"/>
-    <w:next w:val="BodyText"/>
+    <w:rPr>
+      <w:sz w:val="24"/>
+      <w:szCs w:val="24"/>
+    </w:rPr>
+  </w:style>
+  <w:style w:customStyle="1" w:styleId="AbstractTitle" w:type="paragraph">
+    <w:name w:val="Abstract Title"/>
+    <w:basedOn w:val="Normal"/>
+    <w:next w:val="Abstract"/>
     <w:qFormat/>
     <w:pPr>
       <w:keepNext/>
       <w:keepLines/>
+      <w:spacing w:after="0" w:before="300"/>
       <w:jc w:val="center"/>
     </w:pPr>
+    <w:rPr>
+      <w:b/>
+      <w:sz w:val="20"/>
+      <w:szCs w:val="20"/>
+    </w:rPr>
   </w:style>
   <w:style w:customStyle="1" w:styleId="Abstract" w:type="paragraph">
     <w:name w:val="Abstract"/>
@@ -2728,7 +2751,7 @@
     <w:pPr>
       <w:keepNext/>
       <w:keepLines/>
-      <w:spacing w:after="300" w:before="300"/>
+      <w:spacing w:after="300" w:before="100"/>
     </w:pPr>
     <w:rPr>
       <w:sz w:val="20"/>
@@ -2744,191 +2767,321 @@
     <w:rPr/>
   </w:style>
   <w:style w:styleId="Heading1" w:type="paragraph">
-    <w:name w:val="Heading 1"/>
+    <w:name w:val="heading 1"/>
     <w:basedOn w:val="Normal"/>
     <w:next w:val="BodyText"/>
+    <w:link w:val="Heading1Char"/>
     <w:uiPriority w:val="9"/>
     <w:qFormat/>
+    <w:rsid w:val="00A10FD9"/>
     <w:pPr>
       <w:keepNext/>
       <w:keepLines/>
-      <w:spacing w:after="0" w:before="480"/>
+      <w:spacing w:after="80" w:before="360"/>
       <w:outlineLvl w:val="0"/>
     </w:pPr>
     <w:rPr>
       <w:rFonts w:asciiTheme="majorHAnsi" w:cstheme="majorBidi" w:eastAsiaTheme="majorEastAsia" w:hAnsiTheme="majorHAnsi"/>
-      <w:b/>
-      <w:bCs/>
-      <w:color w:themeColor="accent1" w:val="4F81BD"/>
-      <w:sz w:val="32"/>
-      <w:szCs w:val="32"/>
+      <w:color w:themeColor="accent1" w:themeShade="BF" w:val="0F4761"/>
+      <w:sz w:val="40"/>
+      <w:szCs w:val="40"/>
     </w:rPr>
   </w:style>
   <w:style w:styleId="Heading2" w:type="paragraph">
-    <w:name w:val="Heading 2"/>
+    <w:name w:val="heading 2"/>
     <w:basedOn w:val="Normal"/>
     <w:next w:val="BodyText"/>
+    <w:link w:val="Heading2Char"/>
     <w:uiPriority w:val="9"/>
+    <w:semiHidden/>
     <w:unhideWhenUsed/>
     <w:qFormat/>
+    <w:rsid w:val="00A10FD9"/>
     <w:pPr>
       <w:keepNext/>
       <w:keepLines/>
-      <w:spacing w:after="0" w:before="200"/>
+      <w:spacing w:after="80" w:before="160"/>
       <w:outlineLvl w:val="1"/>
     </w:pPr>
     <w:rPr>
       <w:rFonts w:asciiTheme="majorHAnsi" w:cstheme="majorBidi" w:eastAsiaTheme="majorEastAsia" w:hAnsiTheme="majorHAnsi"/>
-      <w:b/>
-      <w:bCs/>
-      <w:color w:themeColor="accent1" w:val="4F81BD"/>
-      <w:sz w:val="28"/>
-      <w:szCs w:val="28"/>
+      <w:color w:themeColor="accent1" w:themeShade="BF" w:val="0F4761"/>
+      <w:sz w:val="32"/>
+      <w:szCs w:val="32"/>
     </w:rPr>
   </w:style>
   <w:style w:styleId="Heading3" w:type="paragraph">
-    <w:name w:val="Heading 3"/>
+    <w:name w:val="heading 3"/>
     <w:basedOn w:val="Normal"/>
     <w:next w:val="BodyText"/>
+    <w:link w:val="Heading3Char"/>
     <w:uiPriority w:val="9"/>
+    <w:semiHidden/>
     <w:unhideWhenUsed/>
     <w:qFormat/>
+    <w:rsid w:val="00A10FD9"/>
     <w:pPr>
       <w:keepNext/>
       <w:keepLines/>
-      <w:spacing w:after="0" w:before="200"/>
+      <w:spacing w:after="80" w:before="160"/>
       <w:outlineLvl w:val="2"/>
     </w:pPr>
     <w:rPr>
-      <w:rFonts w:asciiTheme="majorHAnsi" w:cstheme="majorBidi" w:eastAsiaTheme="majorEastAsia" w:hAnsiTheme="majorHAnsi"/>
-      <w:b/>
-      <w:bCs/>
-      <w:color w:themeColor="accent1" w:val="4F81BD"/>
-      <w:sz w:val="24"/>
-      <w:szCs w:val="24"/>
+      <w:rFonts w:cstheme="majorBidi" w:eastAsiaTheme="majorEastAsia"/>
+      <w:color w:themeColor="accent1" w:themeShade="BF" w:val="0F4761"/>
+      <w:sz w:val="28"/>
+      <w:szCs w:val="28"/>
     </w:rPr>
   </w:style>
   <w:style w:styleId="Heading4" w:type="paragraph">
-    <w:name w:val="Heading 4"/>
+    <w:name w:val="heading 4"/>
     <w:basedOn w:val="Normal"/>
     <w:next w:val="BodyText"/>
+    <w:link w:val="Heading4Char"/>
     <w:uiPriority w:val="9"/>
+    <w:semiHidden/>
     <w:unhideWhenUsed/>
     <w:qFormat/>
+    <w:rsid w:val="00A10FD9"/>
     <w:pPr>
       <w:keepNext/>
       <w:keepLines/>
-      <w:spacing w:after="0" w:before="200"/>
+      <w:spacing w:after="40" w:before="80"/>
       <w:outlineLvl w:val="3"/>
     </w:pPr>
     <w:rPr>
-      <w:rFonts w:asciiTheme="majorHAnsi" w:cstheme="majorBidi" w:eastAsiaTheme="majorEastAsia" w:hAnsiTheme="majorHAnsi"/>
+      <w:rFonts w:cstheme="majorBidi" w:eastAsiaTheme="majorEastAsia"/>
       <w:i/>
-      <w:bCs/>
-      <w:color w:themeColor="accent1" w:val="4F81BD"/>
-      <w:sz w:val="24"/>
-      <w:szCs w:val="24"/>
+      <w:iCs/>
+      <w:color w:themeColor="accent1" w:themeShade="BF" w:val="0F4761"/>
     </w:rPr>
   </w:style>
   <w:style w:styleId="Heading5" w:type="paragraph">
-    <w:name w:val="Heading 5"/>
+    <w:name w:val="heading 5"/>
     <w:basedOn w:val="Normal"/>
     <w:next w:val="BodyText"/>
+    <w:link w:val="Heading5Char"/>
     <w:uiPriority w:val="9"/>
+    <w:semiHidden/>
     <w:unhideWhenUsed/>
     <w:qFormat/>
+    <w:rsid w:val="00A10FD9"/>
     <w:pPr>
       <w:keepNext/>
       <w:keepLines/>
-      <w:spacing w:after="0" w:before="200"/>
+      <w:spacing w:after="40" w:before="80"/>
       <w:outlineLvl w:val="4"/>
     </w:pPr>
     <w:rPr>
-      <w:rFonts w:asciiTheme="majorHAnsi" w:cstheme="majorBidi" w:eastAsiaTheme="majorEastAsia" w:hAnsiTheme="majorHAnsi"/>
-      <w:iCs/>
-      <w:color w:themeColor="accent1" w:val="4F81BD"/>
-      <w:sz w:val="24"/>
-      <w:szCs w:val="24"/>
+      <w:rFonts w:cstheme="majorBidi" w:eastAsiaTheme="majorEastAsia"/>
+      <w:color w:themeColor="accent1" w:themeShade="BF" w:val="0F4761"/>
     </w:rPr>
   </w:style>
   <w:style w:styleId="Heading6" w:type="paragraph">
-    <w:name w:val="Heading 6"/>
+    <w:name w:val="heading 6"/>
     <w:basedOn w:val="Normal"/>
     <w:next w:val="BodyText"/>
+    <w:link w:val="Heading6Char"/>
     <w:uiPriority w:val="9"/>
+    <w:semiHidden/>
     <w:unhideWhenUsed/>
     <w:qFormat/>
+    <w:rsid w:val="00A10FD9"/>
     <w:pPr>
       <w:keepNext/>
       <w:keepLines/>
-      <w:spacing w:after="0" w:before="200"/>
+      <w:spacing w:after="0" w:before="40"/>
       <w:outlineLvl w:val="5"/>
     </w:pPr>
     <w:rPr>
-      <w:rFonts w:asciiTheme="majorHAnsi" w:cstheme="majorBidi" w:eastAsiaTheme="majorEastAsia" w:hAnsiTheme="majorHAnsi"/>
-      <w:color w:themeColor="accent1" w:val="4F81BD"/>
-      <w:sz w:val="24"/>
-      <w:szCs w:val="24"/>
+      <w:rFonts w:cstheme="majorBidi" w:eastAsiaTheme="majorEastAsia"/>
+      <w:i/>
+      <w:iCs/>
+      <w:color w:themeColor="text1" w:themeTint="A6" w:val="595959"/>
     </w:rPr>
   </w:style>
   <w:style w:styleId="Heading7" w:type="paragraph">
-    <w:name w:val="Heading 7"/>
+    <w:name w:val="heading 7"/>
     <w:basedOn w:val="Normal"/>
     <w:next w:val="BodyText"/>
+    <w:link w:val="Heading7Char"/>
     <w:uiPriority w:val="9"/>
+    <w:semiHidden/>
     <w:unhideWhenUsed/>
     <w:qFormat/>
+    <w:rsid w:val="00A10FD9"/>
     <w:pPr>
       <w:keepNext/>
       <w:keepLines/>
-      <w:spacing w:after="0" w:before="200"/>
+      <w:spacing w:after="0" w:before="40"/>
       <w:outlineLvl w:val="6"/>
     </w:pPr>
     <w:rPr>
-      <w:rFonts w:asciiTheme="majorHAnsi" w:cstheme="majorBidi" w:eastAsiaTheme="majorEastAsia" w:hAnsiTheme="majorHAnsi"/>
-      <w:color w:themeColor="accent1" w:val="4F81BD"/>
-      <w:sz w:val="24"/>
-      <w:szCs w:val="24"/>
+      <w:rFonts w:cstheme="majorBidi" w:eastAsiaTheme="majorEastAsia"/>
+      <w:color w:themeColor="text1" w:themeTint="A6" w:val="595959"/>
     </w:rPr>
   </w:style>
   <w:style w:styleId="Heading8" w:type="paragraph">
-    <w:name w:val="Heading 8"/>
+    <w:name w:val="heading 8"/>
     <w:basedOn w:val="Normal"/>
     <w:next w:val="BodyText"/>
+    <w:link w:val="Heading8Char"/>
     <w:uiPriority w:val="9"/>
+    <w:semiHidden/>
     <w:unhideWhenUsed/>
     <w:qFormat/>
+    <w:rsid w:val="00A10FD9"/>
     <w:pPr>
       <w:keepNext/>
       <w:keepLines/>
-      <w:spacing w:after="0" w:before="200"/>
+      <w:spacing w:after="0"/>
       <w:outlineLvl w:val="7"/>
     </w:pPr>
     <w:rPr>
-      <w:rFonts w:asciiTheme="majorHAnsi" w:cstheme="majorBidi" w:eastAsiaTheme="majorEastAsia" w:hAnsiTheme="majorHAnsi"/>
-      <w:color w:themeColor="accent1" w:val="4F81BD"/>
-      <w:sz w:val="24"/>
-      <w:szCs w:val="24"/>
+      <w:rFonts w:cstheme="majorBidi" w:eastAsiaTheme="majorEastAsia"/>
+      <w:i/>
+      <w:iCs/>
+      <w:color w:themeColor="text1" w:themeTint="D8" w:val="272727"/>
     </w:rPr>
   </w:style>
   <w:style w:styleId="Heading9" w:type="paragraph">
-    <w:name w:val="Heading 9"/>
+    <w:name w:val="heading 9"/>
     <w:basedOn w:val="Normal"/>
     <w:next w:val="BodyText"/>
+    <w:link w:val="Heading9Char"/>
     <w:uiPriority w:val="9"/>
+    <w:semiHidden/>
     <w:unhideWhenUsed/>
     <w:qFormat/>
+    <w:rsid w:val="00A10FD9"/>
     <w:pPr>
       <w:keepNext/>
       <w:keepLines/>
-      <w:spacing w:after="0" w:before="200"/>
+      <w:spacing w:after="0"/>
       <w:outlineLvl w:val="8"/>
     </w:pPr>
     <w:rPr>
+      <w:rFonts w:cstheme="majorBidi" w:eastAsiaTheme="majorEastAsia"/>
+      <w:color w:themeColor="text1" w:themeTint="D8" w:val="272727"/>
+    </w:rPr>
+  </w:style>
+  <w:style w:customStyle="1" w:styleId="Heading1Char" w:type="character">
+    <w:name w:val="Heading 1 Char"/>
+    <w:basedOn w:val="DefaultParagraphFont"/>
+    <w:link w:val="Heading1"/>
+    <w:uiPriority w:val="9"/>
+    <w:rsid w:val="00A10FD9"/>
+    <w:rPr>
       <w:rFonts w:asciiTheme="majorHAnsi" w:cstheme="majorBidi" w:eastAsiaTheme="majorEastAsia" w:hAnsiTheme="majorHAnsi"/>
-      <w:color w:themeColor="accent1" w:val="4F81BD"/>
-      <w:sz w:val="24"/>
-      <w:szCs w:val="24"/>
+      <w:color w:themeColor="accent1" w:themeShade="BF" w:val="0F4761"/>
+      <w:sz w:val="40"/>
+      <w:szCs w:val="40"/>
+    </w:rPr>
+  </w:style>
+  <w:style w:customStyle="1" w:styleId="Heading2Char" w:type="character">
+    <w:name w:val="Heading 2 Char"/>
+    <w:basedOn w:val="DefaultParagraphFont"/>
+    <w:link w:val="Heading2"/>
+    <w:uiPriority w:val="9"/>
+    <w:semiHidden/>
+    <w:rsid w:val="00A10FD9"/>
+    <w:rPr>
+      <w:rFonts w:asciiTheme="majorHAnsi" w:cstheme="majorBidi" w:eastAsiaTheme="majorEastAsia" w:hAnsiTheme="majorHAnsi"/>
+      <w:color w:themeColor="accent1" w:themeShade="BF" w:val="0F4761"/>
+      <w:sz w:val="32"/>
+      <w:szCs w:val="32"/>
+    </w:rPr>
+  </w:style>
+  <w:style w:customStyle="1" w:styleId="Heading3Char" w:type="character">
+    <w:name w:val="Heading 3 Char"/>
+    <w:basedOn w:val="DefaultParagraphFont"/>
+    <w:link w:val="Heading3"/>
+    <w:uiPriority w:val="9"/>
+    <w:semiHidden/>
+    <w:rsid w:val="00A10FD9"/>
+    <w:rPr>
+      <w:rFonts w:cstheme="majorBidi" w:eastAsiaTheme="majorEastAsia"/>
+      <w:color w:themeColor="accent1" w:themeShade="BF" w:val="0F4761"/>
+      <w:sz w:val="28"/>
+      <w:szCs w:val="28"/>
+    </w:rPr>
+  </w:style>
+  <w:style w:customStyle="1" w:styleId="Heading4Char" w:type="character">
+    <w:name w:val="Heading 4 Char"/>
+    <w:basedOn w:val="DefaultParagraphFont"/>
+    <w:link w:val="Heading4"/>
+    <w:uiPriority w:val="9"/>
+    <w:semiHidden/>
+    <w:rsid w:val="00A10FD9"/>
+    <w:rPr>
+      <w:rFonts w:cstheme="majorBidi" w:eastAsiaTheme="majorEastAsia"/>
+      <w:i/>
+      <w:iCs/>
+      <w:color w:themeColor="accent1" w:themeShade="BF" w:val="0F4761"/>
+    </w:rPr>
+  </w:style>
+  <w:style w:customStyle="1" w:styleId="Heading5Char" w:type="character">
+    <w:name w:val="Heading 5 Char"/>
+    <w:basedOn w:val="DefaultParagraphFont"/>
+    <w:link w:val="Heading5"/>
+    <w:uiPriority w:val="9"/>
+    <w:semiHidden/>
+    <w:rsid w:val="00A10FD9"/>
+    <w:rPr>
+      <w:rFonts w:cstheme="majorBidi" w:eastAsiaTheme="majorEastAsia"/>
+      <w:color w:themeColor="accent1" w:themeShade="BF" w:val="0F4761"/>
+    </w:rPr>
+  </w:style>
+  <w:style w:customStyle="1" w:styleId="Heading6Char" w:type="character">
+    <w:name w:val="Heading 6 Char"/>
+    <w:basedOn w:val="DefaultParagraphFont"/>
+    <w:link w:val="Heading6"/>
+    <w:uiPriority w:val="9"/>
+    <w:semiHidden/>
+    <w:rsid w:val="00A10FD9"/>
+    <w:rPr>
+      <w:rFonts w:cstheme="majorBidi" w:eastAsiaTheme="majorEastAsia"/>
+      <w:i/>
+      <w:iCs/>
+      <w:color w:themeColor="text1" w:themeTint="A6" w:val="595959"/>
+    </w:rPr>
+  </w:style>
+  <w:style w:customStyle="1" w:styleId="Heading7Char" w:type="character">
+    <w:name w:val="Heading 7 Char"/>
+    <w:basedOn w:val="DefaultParagraphFont"/>
+    <w:link w:val="Heading7"/>
+    <w:uiPriority w:val="9"/>
+    <w:semiHidden/>
+    <w:rsid w:val="00A10FD9"/>
+    <w:rPr>
+      <w:rFonts w:cstheme="majorBidi" w:eastAsiaTheme="majorEastAsia"/>
+      <w:color w:themeColor="text1" w:themeTint="A6" w:val="595959"/>
+    </w:rPr>
+  </w:style>
+  <w:style w:customStyle="1" w:styleId="Heading8Char" w:type="character">
+    <w:name w:val="Heading 8 Char"/>
+    <w:basedOn w:val="DefaultParagraphFont"/>
+    <w:link w:val="Heading8"/>
+    <w:uiPriority w:val="9"/>
+    <w:semiHidden/>
+    <w:rsid w:val="00A10FD9"/>
+    <w:rPr>
+      <w:rFonts w:cstheme="majorBidi" w:eastAsiaTheme="majorEastAsia"/>
+      <w:i/>
+      <w:iCs/>
+      <w:color w:themeColor="text1" w:themeTint="D8" w:val="272727"/>
+    </w:rPr>
+  </w:style>
+  <w:style w:customStyle="1" w:styleId="Heading9Char" w:type="character">
+    <w:name w:val="Heading 9 Char"/>
+    <w:basedOn w:val="DefaultParagraphFont"/>
+    <w:link w:val="Heading9"/>
+    <w:uiPriority w:val="9"/>
+    <w:semiHidden/>
+    <w:rsid w:val="00A10FD9"/>
+    <w:rPr>
+      <w:rFonts w:cstheme="majorBidi" w:eastAsiaTheme="majorEastAsia"/>
+      <w:color w:themeColor="text1" w:themeTint="D8" w:val="272727"/>
     </w:rPr>
   </w:style>
   <w:style w:styleId="BlockText" w:type="paragraph">
@@ -2950,6 +3103,18 @@
     <w:uiPriority w:val="9"/>
     <w:unhideWhenUsed/>
     <w:qFormat/>
+  </w:style>
+  <w:style w:styleId="FootnoteBlockText" w:type="paragraph">
+    <w:name w:val="Footnote Block Text"/>
+    <w:basedOn w:val="FootnoteText"/>
+    <w:next w:val="FootnoteText"/>
+    <w:uiPriority w:val="9"/>
+    <w:unhideWhenUsed/>
+    <w:qFormat/>
+    <w:pPr>
+      <w:spacing w:after="100" w:before="100"/>
+      <w:ind w:firstLine="0" w:left="480" w:right="480"/>
+    </w:pPr>
   </w:style>
   <w:style w:default="1" w:styleId="DefaultParagraphFont" w:type="character">
     <w:name w:val="Default Paragraph Font"/>
@@ -2972,18 +3137,11 @@
       </w:tblCellMar>
     </w:tblPr>
     <w:tblStylePr w:type="firstRow">
-      <w:tblPr>
-        <w:jc w:val="left"/>
-        <w:tblInd w:type="dxa" w:w="0"/>
-      </w:tblPr>
-      <w:trPr>
-        <w:jc w:val="left"/>
-      </w:trPr>
       <w:tcPr>
-        <w:vAlign w:val="bottom"/>
         <w:tcBorders>
           <w:bottom w:val="single"/>
         </w:tcBorders>
+        <w:vAlign w:val="bottom"/>
       </w:tcPr>
     </w:tblStylePr>
   </w:style>
@@ -3098,8 +3256,8 @@
     <w:name w:val="KeywordTok"/>
     <w:basedOn w:val="VerbatimChar"/>
     <w:rPr>
+      <w:b/>
       <w:color w:val="007020"/>
-      <w:b/>
     </w:rPr>
   </w:style>
   <w:style w:type="character" w:customStyle="1" w:styleId="DataTypeTok">
@@ -3176,42 +3334,42 @@
     <w:name w:val="ImportTok"/>
     <w:basedOn w:val="VerbatimChar"/>
     <w:rPr>
+      <w:b/>
       <w:color w:val="008000"/>
-      <w:b/>
     </w:rPr>
   </w:style>
   <w:style w:type="character" w:customStyle="1" w:styleId="CommentTok">
     <w:name w:val="CommentTok"/>
     <w:basedOn w:val="VerbatimChar"/>
     <w:rPr>
+      <w:i/>
       <w:color w:val="60a0b0"/>
-      <w:i/>
     </w:rPr>
   </w:style>
   <w:style w:type="character" w:customStyle="1" w:styleId="DocumentationTok">
     <w:name w:val="DocumentationTok"/>
     <w:basedOn w:val="VerbatimChar"/>
     <w:rPr>
+      <w:i/>
       <w:color w:val="ba2121"/>
-      <w:i/>
     </w:rPr>
   </w:style>
   <w:style w:type="character" w:customStyle="1" w:styleId="AnnotationTok">
     <w:name w:val="AnnotationTok"/>
     <w:basedOn w:val="VerbatimChar"/>
     <w:rPr>
-      <w:color w:val="60a0b0"/>
       <w:b/>
       <w:i/>
+      <w:color w:val="60a0b0"/>
     </w:rPr>
   </w:style>
   <w:style w:type="character" w:customStyle="1" w:styleId="CommentVarTok">
     <w:name w:val="CommentVarTok"/>
     <w:basedOn w:val="VerbatimChar"/>
     <w:rPr>
-      <w:color w:val="60a0b0"/>
       <w:b/>
       <w:i/>
+      <w:color w:val="60a0b0"/>
     </w:rPr>
   </w:style>
   <w:style w:type="character" w:customStyle="1" w:styleId="OtherTok">
@@ -3239,8 +3397,8 @@
     <w:name w:val="ControlFlowTok"/>
     <w:basedOn w:val="VerbatimChar"/>
     <w:rPr>
+      <w:b/>
       <w:color w:val="007020"/>
-      <w:b/>
     </w:rPr>
   </w:style>
   <w:style w:type="character" w:customStyle="1" w:styleId="OperatorTok">
@@ -3285,34 +3443,34 @@
     <w:name w:val="InformationTok"/>
     <w:basedOn w:val="VerbatimChar"/>
     <w:rPr>
-      <w:color w:val="60a0b0"/>
       <w:b/>
       <w:i/>
+      <w:color w:val="60a0b0"/>
     </w:rPr>
   </w:style>
   <w:style w:type="character" w:customStyle="1" w:styleId="WarningTok">
     <w:name w:val="WarningTok"/>
     <w:basedOn w:val="VerbatimChar"/>
     <w:rPr>
-      <w:color w:val="60a0b0"/>
       <w:b/>
       <w:i/>
+      <w:color w:val="60a0b0"/>
     </w:rPr>
   </w:style>
   <w:style w:type="character" w:customStyle="1" w:styleId="AlertTok">
     <w:name w:val="AlertTok"/>
     <w:basedOn w:val="VerbatimChar"/>
     <w:rPr>
+      <w:b/>
       <w:color w:val="ff0000"/>
-      <w:b/>
     </w:rPr>
   </w:style>
   <w:style w:type="character" w:customStyle="1" w:styleId="ErrorTok">
     <w:name w:val="ErrorTok"/>
     <w:basedOn w:val="VerbatimChar"/>
     <w:rPr>
+      <w:b/>
       <w:color w:val="ff0000"/>
-      <w:b/>
     </w:rPr>
   </w:style>
   <w:style w:type="character" w:customStyle="1" w:styleId="NormalTok">
@@ -3334,44 +3492,44 @@
         <a:sysClr val="window" lastClr="FFFFFF"/>
       </a:lt1>
       <a:dk2>
-        <a:srgbClr val="1F497D"/>
+        <a:srgbClr val="0E2841"/>
       </a:dk2>
       <a:lt2>
-        <a:srgbClr val="EEECE1"/>
+        <a:srgbClr val="E8E8E8"/>
       </a:lt2>
       <a:accent1>
-        <a:srgbClr val="4F81BD"/>
+        <a:srgbClr val="156082"/>
       </a:accent1>
       <a:accent2>
-        <a:srgbClr val="C0504D"/>
+        <a:srgbClr val="E97132"/>
       </a:accent2>
       <a:accent3>
-        <a:srgbClr val="9BBB59"/>
+        <a:srgbClr val="196B24"/>
       </a:accent3>
       <a:accent4>
-        <a:srgbClr val="8064A2"/>
+        <a:srgbClr val="0F9ED5"/>
       </a:accent4>
       <a:accent5>
-        <a:srgbClr val="4BACC6"/>
+        <a:srgbClr val="A02B93"/>
       </a:accent5>
       <a:accent6>
-        <a:srgbClr val="F79646"/>
+        <a:srgbClr val="4EA72E"/>
       </a:accent6>
       <a:hlink>
-        <a:srgbClr val="0000FF"/>
+        <a:srgbClr val="467886"/>
       </a:hlink>
       <a:folHlink>
-        <a:srgbClr val="800080"/>
+        <a:srgbClr val="96607D"/>
       </a:folHlink>
     </a:clrScheme>
     <a:fontScheme name="Office">
       <a:majorFont>
-        <a:latin typeface="Calibri"/>
+        <a:latin typeface="Aptos Display" panose="02110004020202020204"/>
         <a:ea typeface=""/>
         <a:cs typeface=""/>
-        <a:font script="Jpan" typeface="ＭＳ ゴシック"/>
+        <a:font script="Jpan" typeface="游ゴシック Light"/>
         <a:font script="Hang" typeface="맑은 고딕"/>
-        <a:font script="Hans" typeface="宋体"/>
+        <a:font script="Hans" typeface="等线 Light"/>
         <a:font script="Hant" typeface="新細明體"/>
         <a:font script="Arab" typeface="Times New Roman"/>
         <a:font script="Hebr" typeface="Times New Roman"/>
@@ -3398,14 +3556,32 @@
         <a:font script="Mong" typeface="Mongolian Baiti"/>
         <a:font script="Viet" typeface="Times New Roman"/>
         <a:font script="Uigh" typeface="Microsoft Uighur"/>
+        <a:font script="Geor" typeface="Sylfaen"/>
+        <a:font script="Armn" typeface="Arial"/>
+        <a:font script="Bugi" typeface="Leelawadee UI"/>
+        <a:font script="Bopo" typeface="Microsoft JhengHei"/>
+        <a:font script="Java" typeface="Javanese Text"/>
+        <a:font script="Lisu" typeface="Segoe UI"/>
+        <a:font script="Mymr" typeface="Myanmar Text"/>
+        <a:font script="Nkoo" typeface="Ebrima"/>
+        <a:font script="Olck" typeface="Nirmala UI"/>
+        <a:font script="Osma" typeface="Ebrima"/>
+        <a:font script="Phag" typeface="Phagspa"/>
+        <a:font script="Syrn" typeface="Estrangelo Edessa"/>
+        <a:font script="Syrj" typeface="Estrangelo Edessa"/>
+        <a:font script="Syre" typeface="Estrangelo Edessa"/>
+        <a:font script="Sora" typeface="Nirmala UI"/>
+        <a:font script="Tale" typeface="Microsoft Tai Le"/>
+        <a:font script="Talu" typeface="Microsoft New Tai Lue"/>
+        <a:font script="Tfng" typeface="Ebrima"/>
       </a:majorFont>
       <a:minorFont>
-        <a:latin typeface="Cambria"/>
+        <a:latin typeface="Aptos" panose="02110004020202020204"/>
         <a:ea typeface=""/>
         <a:cs typeface=""/>
-        <a:font script="Jpan" typeface="ＭＳ 明朝"/>
+        <a:font script="Jpan" typeface="游明朝"/>
         <a:font script="Hang" typeface="맑은 고딕"/>
-        <a:font script="Hans" typeface="宋体"/>
+        <a:font script="Hans" typeface="等线"/>
         <a:font script="Hant" typeface="新細明體"/>
         <a:font script="Arab" typeface="Arial"/>
         <a:font script="Hebr" typeface="Arial"/>
@@ -3432,6 +3608,24 @@
         <a:font script="Mong" typeface="Mongolian Baiti"/>
         <a:font script="Viet" typeface="Arial"/>
         <a:font script="Uigh" typeface="Microsoft Uighur"/>
+        <a:font script="Geor" typeface="Sylfaen"/>
+        <a:font script="Armn" typeface="Arial"/>
+        <a:font script="Bugi" typeface="Leelawadee UI"/>
+        <a:font script="Bopo" typeface="Microsoft JhengHei"/>
+        <a:font script="Java" typeface="Javanese Text"/>
+        <a:font script="Lisu" typeface="Segoe UI"/>
+        <a:font script="Mymr" typeface="Myanmar Text"/>
+        <a:font script="Nkoo" typeface="Ebrima"/>
+        <a:font script="Olck" typeface="Nirmala UI"/>
+        <a:font script="Osma" typeface="Ebrima"/>
+        <a:font script="Phag" typeface="Phagspa"/>
+        <a:font script="Syrn" typeface="Estrangelo Edessa"/>
+        <a:font script="Syrj" typeface="Estrangelo Edessa"/>
+        <a:font script="Syre" typeface="Estrangelo Edessa"/>
+        <a:font script="Sora" typeface="Nirmala UI"/>
+        <a:font script="Tale" typeface="Microsoft Tai Le"/>
+        <a:font script="Talu" typeface="Microsoft New Tai Lue"/>
+        <a:font script="Tfng" typeface="Ebrima"/>
       </a:minorFont>
     </a:fontScheme>
     <a:fmtScheme name="Office">
@@ -3443,200 +3637,141 @@
           <a:gsLst>
             <a:gs pos="0">
               <a:schemeClr val="phClr">
-                <a:tint val="50000"/>
-                <a:satMod val="300000"/>
+                <a:lumMod val="110000"/>
+                <a:satMod val="105000"/>
+                <a:tint val="67000"/>
               </a:schemeClr>
             </a:gs>
-            <a:gs pos="35000">
+            <a:gs pos="50000">
               <a:schemeClr val="phClr">
-                <a:tint val="37000"/>
-                <a:satMod val="300000"/>
+                <a:lumMod val="105000"/>
+                <a:satMod val="103000"/>
+                <a:tint val="73000"/>
               </a:schemeClr>
             </a:gs>
             <a:gs pos="100000">
               <a:schemeClr val="phClr">
-                <a:tint val="15000"/>
-                <a:satMod val="350000"/>
+                <a:lumMod val="105000"/>
+                <a:satMod val="109000"/>
+                <a:tint val="81000"/>
               </a:schemeClr>
             </a:gs>
           </a:gsLst>
-          <a:lin ang="16200000" scaled="1"/>
+          <a:lin ang="5400000" scaled="0"/>
         </a:gradFill>
         <a:gradFill rotWithShape="1">
           <a:gsLst>
             <a:gs pos="0">
               <a:schemeClr val="phClr">
-                <a:tint val="100000"/>
+                <a:satMod val="103000"/>
+                <a:lumMod val="102000"/>
+                <a:tint val="94000"/>
+              </a:schemeClr>
+            </a:gs>
+            <a:gs pos="50000">
+              <a:schemeClr val="phClr">
+                <a:satMod val="110000"/>
+                <a:lumMod val="100000"/>
                 <a:shade val="100000"/>
-                <a:satMod val="130000"/>
               </a:schemeClr>
             </a:gs>
             <a:gs pos="100000">
               <a:schemeClr val="phClr">
-                <a:tint val="50000"/>
-                <a:shade val="100000"/>
-                <a:satMod val="350000"/>
+                <a:lumMod val="99000"/>
+                <a:satMod val="120000"/>
+                <a:shade val="78000"/>
               </a:schemeClr>
             </a:gs>
           </a:gsLst>
-          <a:lin ang="16200000" scaled="0"/>
+          <a:lin ang="5400000" scaled="0"/>
         </a:gradFill>
       </a:fillStyleLst>
       <a:lnStyleLst>
-        <a:ln w="9525" cap="flat" cmpd="sng" algn="ctr">
-          <a:solidFill>
-            <a:schemeClr val="phClr">
-              <a:shade val="95000"/>
-              <a:satMod val="105000"/>
-            </a:schemeClr>
-          </a:solidFill>
-          <a:prstDash val="solid"/>
-        </a:ln>
-        <a:ln w="25400" cap="flat" cmpd="sng" algn="ctr">
+        <a:ln w="6350" cap="flat" cmpd="sng" algn="ctr">
           <a:solidFill>
             <a:schemeClr val="phClr"/>
           </a:solidFill>
           <a:prstDash val="solid"/>
+          <a:miter lim="800000"/>
         </a:ln>
-        <a:ln w="38100" cap="flat" cmpd="sng" algn="ctr">
+        <a:ln w="12700" cap="flat" cmpd="sng" algn="ctr">
           <a:solidFill>
             <a:schemeClr val="phClr"/>
           </a:solidFill>
           <a:prstDash val="solid"/>
+          <a:miter lim="800000"/>
+        </a:ln>
+        <a:ln w="19050" cap="flat" cmpd="sng" algn="ctr">
+          <a:solidFill>
+            <a:schemeClr val="phClr"/>
+          </a:solidFill>
+          <a:prstDash val="solid"/>
+          <a:miter lim="800000"/>
         </a:ln>
       </a:lnStyleLst>
       <a:effectStyleLst>
         <a:effectStyle>
+          <a:effectLst/>
+        </a:effectStyle>
+        <a:effectStyle>
+          <a:effectLst/>
+        </a:effectStyle>
+        <a:effectStyle>
           <a:effectLst>
-            <a:outerShdw blurRad="40000" dist="20000" dir="5400000" rotWithShape="0">
+            <a:outerShdw blurRad="57150" dist="19050" dir="5400000" algn="ctr" rotWithShape="0">
               <a:srgbClr val="000000">
-                <a:alpha val="38000"/>
+                <a:alpha val="63000"/>
               </a:srgbClr>
             </a:outerShdw>
           </a:effectLst>
-        </a:effectStyle>
-        <a:effectStyle>
-          <a:effectLst>
-            <a:outerShdw blurRad="40000" dist="23000" dir="5400000" rotWithShape="0">
-              <a:srgbClr val="000000">
-                <a:alpha val="35000"/>
-              </a:srgbClr>
-            </a:outerShdw>
-          </a:effectLst>
-        </a:effectStyle>
-        <a:effectStyle>
-          <a:effectLst>
-            <a:outerShdw blurRad="40000" dist="23000" dir="5400000" rotWithShape="0">
-              <a:srgbClr val="000000">
-                <a:alpha val="35000"/>
-              </a:srgbClr>
-            </a:outerShdw>
-          </a:effectLst>
-          <a:scene3d>
-            <a:camera prst="orthographicFront">
-              <a:rot lat="0" lon="0" rev="0"/>
-            </a:camera>
-            <a:lightRig rig="threePt" dir="t">
-              <a:rot lat="0" lon="0" rev="1200000"/>
-            </a:lightRig>
-          </a:scene3d>
-          <a:sp3d>
-            <a:bevelT w="63500" h="25400"/>
-          </a:sp3d>
         </a:effectStyle>
       </a:effectStyleLst>
       <a:bgFillStyleLst>
         <a:solidFill>
           <a:schemeClr val="phClr"/>
         </a:solidFill>
+        <a:solidFill>
+          <a:schemeClr val="phClr">
+            <a:tint val="95000"/>
+            <a:satMod val="170000"/>
+          </a:schemeClr>
+        </a:solidFill>
         <a:gradFill rotWithShape="1">
           <a:gsLst>
             <a:gs pos="0">
               <a:schemeClr val="phClr">
-                <a:tint val="40000"/>
-                <a:satMod val="350000"/>
+                <a:tint val="93000"/>
+                <a:satMod val="150000"/>
+                <a:shade val="98000"/>
+                <a:lumMod val="102000"/>
               </a:schemeClr>
             </a:gs>
-            <a:gs pos="40000">
+            <a:gs pos="50000">
               <a:schemeClr val="phClr">
-                <a:tint val="45000"/>
-                <a:shade val="99000"/>
-                <a:satMod val="350000"/>
+                <a:tint val="98000"/>
+                <a:satMod val="130000"/>
+                <a:shade val="90000"/>
+                <a:lumMod val="103000"/>
               </a:schemeClr>
             </a:gs>
             <a:gs pos="100000">
               <a:schemeClr val="phClr">
-                <a:shade val="20000"/>
-                <a:satMod val="255000"/>
+                <a:shade val="63000"/>
+                <a:satMod val="120000"/>
               </a:schemeClr>
             </a:gs>
           </a:gsLst>
-          <a:path path="circle">
-            <a:fillToRect l="50000" t="-80000" r="50000" b="180000"/>
-          </a:path>
-        </a:gradFill>
-        <a:gradFill rotWithShape="1">
-          <a:gsLst>
-            <a:gs pos="0">
-              <a:schemeClr val="phClr">
-                <a:tint val="80000"/>
-                <a:satMod val="300000"/>
-              </a:schemeClr>
-            </a:gs>
-            <a:gs pos="100000">
-              <a:schemeClr val="phClr">
-                <a:shade val="30000"/>
-                <a:satMod val="200000"/>
-              </a:schemeClr>
-            </a:gs>
-          </a:gsLst>
-          <a:path path="circle">
-            <a:fillToRect l="50000" t="50000" r="50000" b="50000"/>
-          </a:path>
+          <a:lin ang="5400000" scaled="0"/>
         </a:gradFill>
       </a:bgFillStyleLst>
     </a:fmtScheme>
   </a:themeElements>
-  <a:objectDefaults>
-    <a:spDef>
-      <a:spPr/>
-      <a:bodyPr/>
-      <a:lstStyle/>
-      <a:style>
-        <a:lnRef idx="1">
-          <a:schemeClr val="accent1"/>
-        </a:lnRef>
-        <a:fillRef idx="3">
-          <a:schemeClr val="accent1"/>
-        </a:fillRef>
-        <a:effectRef idx="2">
-          <a:schemeClr val="accent1"/>
-        </a:effectRef>
-        <a:fontRef idx="minor">
-          <a:schemeClr val="lt1"/>
-        </a:fontRef>
-      </a:style>
-    </a:spDef>
-    <a:lnDef>
-      <a:spPr/>
-      <a:bodyPr/>
-      <a:lstStyle/>
-      <a:style>
-        <a:lnRef idx="2">
-          <a:schemeClr val="accent1"/>
-        </a:lnRef>
-        <a:fillRef idx="0">
-          <a:schemeClr val="accent1"/>
-        </a:fillRef>
-        <a:effectRef idx="1">
-          <a:schemeClr val="accent1"/>
-        </a:effectRef>
-        <a:fontRef idx="minor">
-          <a:schemeClr val="tx1"/>
-        </a:fontRef>
-      </a:style>
-    </a:lnDef>
-  </a:objectDefaults>
+  <a:objectDefaults/>
   <a:extraClrSchemeLst/>
+  <a:extLst>
+    <a:ext uri="{05A4C25C-085E-4340-85A3-A5531E510DB2}">
+      <thm15:themeFamily xmlns:thm15="http://schemas.microsoft.com/office/thememl/2012/main" name="Office Theme" id="{2E142A2C-CD16-42D6-873A-C26D2A0506FA}" vid="{1BDDFF52-6CD6-40A5-AB3C-68EB2F1E4D0A}"/>
+    </a:ext>
+  </a:extLst>
 </a:theme>
 </file>
--- a/visa_appendices/docx/I_online_safety_act_compliance.docx
+++ b/visa_appendices/docx/I_online_safety_act_compliance.docx
@@ -1808,7 +1808,7 @@
                 <w:i/>
                 <w:iCs/>
               </w:rPr>
-              <w:t xml:space="preserve">To be appointed Month 1 post-endorsement</w:t>
+              <w:t xml:space="preserve">Yusuf Quadri, CEO, personally (a qualified safeguarding professional) through Y1–Y2; a dedicated part-time Safeguarding &amp; Trust Lead is planned for Y3, contingent on 2+ paying universities and funded entirely by revenue — see Business Plan §18.3</w:t>
             </w:r>
           </w:p>
         </w:tc>
@@ -1847,7 +1847,7 @@
                 <w:i/>
                 <w:iCs/>
               </w:rPr>
-              <w:t xml:space="preserve">Outsourced fractional in Y1 (e.g. The DPO Centre, IT Governance); FTE in Y2</w:t>
+              <w:t xml:space="preserve">Outsourced fractional throughout Y1–Y2 (e.g. The DPO Centre, low-cost pay-as-you-go); an in-house FTE DPO is not assumed in this 3-year plan and would only be considered later if data-processing scale justifies it</w:t>
             </w:r>
           </w:p>
         </w:tc>

--- a/visa_appendices/docx/I_online_safety_act_compliance.docx
+++ b/visa_appendices/docx/I_online_safety_act_compliance.docx
@@ -2,14 +2,6 @@
 <file path=word/document.xml><?xml version="1.0" encoding="utf-8"?>
 <w:document xmlns:w="http://schemas.openxmlformats.org/wordprocessingml/2006/main" xmlns:m="http://schemas.openxmlformats.org/officeDocument/2006/math" xmlns:r="http://schemas.openxmlformats.org/officeDocument/2006/relationships" xmlns:o="urn:schemas-microsoft-com:office:office" xmlns:v="urn:schemas-microsoft-com:vml" xmlns:w10="urn:schemas-microsoft-com:office:word" xmlns:a="http://schemas.openxmlformats.org/drawingml/2006/main" xmlns:pic="http://schemas.openxmlformats.org/drawingml/2006/picture" xmlns:wp="http://schemas.openxmlformats.org/drawingml/2006/wordprocessingDrawing">
   <w:body>
-    <w:p>
-      <w:pPr>
-        <w:pStyle w:val="Title"/>
-      </w:pPr>
-      <w:r>
-        <w:t xml:space="preserve">I_online_safety_act_compliance</w:t>
-      </w:r>
-    </w:p>
     <w:bookmarkStart w:id="18" w:name="X25c353eadfdaa9c1e611e23124b368bf3fe1fa4"/>
     <w:p>
       <w:pPr>
@@ -2175,7 +2167,7 @@
         <w:t xml:space="preserve"> </w:t>
       </w:r>
       <w:r>
-        <w:t xml:space="preserve">(firm fee dependent). Budgeted in Year-1 P&amp;L (Appendix F).</w:t>
+        <w:t xml:space="preserve">(firm fee dependent). This exceeds the £4,500 NatWest in-kind legal allocation (Business Plan §10.3) and is not separately budgeted in the Y1 cash P&amp;L (Appendix F, where Y1 legal &amp; accountancy is £300, out-of-programme only). The founders will either scope a narrower opinion within the NatWest in-kind panel’s capacity, or fund the shortfall from founder cash reserves or defer to Y2 once revenue supports it — this is not yet a fully funded commitment.</w:t>
       </w:r>
     </w:p>
     <w:p>

--- a/visa_appendices/docx/I_online_safety_act_compliance.docx
+++ b/visa_appendices/docx/I_online_safety_act_compliance.docx
@@ -26,7 +26,7 @@
         <w:t xml:space="preserve"> </w:t>
       </w:r>
       <w:r>
-        <w:t xml:space="preserve">DEQUAD (DEQUAD Ltd in formation), operated at https://dequad.co.uk</w:t>
+        <w:t xml:space="preserve">DEQUAD (DEQUAD Ltd, Company No. 17405964), operated at https://dequad.co.uk</w:t>
       </w:r>
       <w:r>
         <w:t xml:space="preserve"> </w:t>
